--- a/artigo/TD_clusterizacao_noticias_pf_revisado.docx
+++ b/artigo/TD_clusterizacao_noticias_pf_revisado.docx
@@ -6866,7 +6866,7 @@
           <w:i w:val="0"/>
           <w:sz w:val="22"/>
         </w:rPr>
-        <w:t>Na reserva incremental da baseline, 6.997 notícias foram processadas em 14 lotes. No acumulado, 6.656 notícias foram classificadas por regex e 341 seguiram para LLM residual. Isso representa taxa regex acumulada de 95,13% e taxa residual de 4,87%. Esses números funcionam como referência operacional para a nova rodada WNN: a expectativa não é apenas reproduzir cobertura, mas verificar se a memória binária mantém ou melhora a rastreabilidade com menor dependência de regras frágeis.</w:t>
+        <w:t>Na rodada WNN atual, a reserva incremental processou 7.479 notícias em 15 lotes. No acumulado, 6.200 notícias foram classificadas pela memória de discriminadores e 1.279 permaneceram como residual pós-WNN. Dessas, 1.261 exigiram revisão pelo Agente 3/LLM. A taxa WNN acumulada foi de 82,90%, enquanto a pressão de chamada LLM ficou em 16,86%. Esses números devem ser lidos contra a baseline regex preservada: a cobertura regex era maior, mas a evolução WNN prioriza auditabilidade por marcadores, redução de dependência de ordem lexical e aprendizado versionado.</w:t>
       </w:r>
     </w:p>
     <w:p>
@@ -6879,7 +6879,7 @@
           <w:i w:val="0"/>
           <w:sz w:val="22"/>
         </w:rPr>
-        <w:t>Tabela 9 - Indicadores acumulados da execução incremental.</w:t>
+        <w:t>Tabela 9 - Indicadores acumulados da execução WNN.</w:t>
       </w:r>
     </w:p>
     <w:tbl>
@@ -6990,7 +6990,7 @@
                 <w:i w:val="0"/>
                 <w:sz w:val="17"/>
               </w:rPr>
-              <w:t>6.997</w:t>
+              <w:t>7.479</w:t>
             </w:r>
           </w:p>
         </w:tc>
@@ -7030,7 +7030,7 @@
                 <w:i w:val="0"/>
                 <w:sz w:val="17"/>
               </w:rPr>
-              <w:t>14</w:t>
+              <w:t>15</w:t>
             </w:r>
           </w:p>
         </w:tc>
@@ -7051,7 +7051,7 @@
                 <w:i w:val="0"/>
                 <w:sz w:val="17"/>
               </w:rPr>
-              <w:t>Capturadas por regex na baseline</w:t>
+              <w:t>Classificadas pela WNN</w:t>
             </w:r>
           </w:p>
         </w:tc>
@@ -7070,7 +7070,7 @@
                 <w:i w:val="0"/>
                 <w:sz w:val="17"/>
               </w:rPr>
-              <w:t>6.656</w:t>
+              <w:t>6.200</w:t>
             </w:r>
           </w:p>
         </w:tc>
@@ -7091,7 +7091,7 @@
                 <w:i w:val="0"/>
                 <w:sz w:val="17"/>
               </w:rPr>
-              <w:t>Residuais enviados à LLM</w:t>
+              <w:t>Residuais pós-WNN</w:t>
             </w:r>
           </w:p>
         </w:tc>
@@ -7110,7 +7110,7 @@
                 <w:i w:val="0"/>
                 <w:sz w:val="17"/>
               </w:rPr>
-              <w:t>341</w:t>
+              <w:t>1.279</w:t>
             </w:r>
           </w:p>
         </w:tc>
@@ -7131,7 +7131,7 @@
                 <w:i w:val="0"/>
                 <w:sz w:val="17"/>
               </w:rPr>
-              <w:t>Taxa regex acumulada</w:t>
+              <w:t>Chamadas LLM residuais</w:t>
             </w:r>
           </w:p>
         </w:tc>
@@ -7150,7 +7150,7 @@
                 <w:i w:val="0"/>
                 <w:sz w:val="17"/>
               </w:rPr>
-              <w:t>95,13%</w:t>
+              <w:t>1.261</w:t>
             </w:r>
           </w:p>
         </w:tc>
@@ -7171,7 +7171,7 @@
                 <w:i w:val="0"/>
                 <w:sz w:val="17"/>
               </w:rPr>
-              <w:t>Taxa residual LLM</w:t>
+              <w:t>Taxa WNN acumulada</w:t>
             </w:r>
           </w:p>
         </w:tc>
@@ -7190,7 +7190,7 @@
                 <w:i w:val="0"/>
                 <w:sz w:val="17"/>
               </w:rPr>
-              <w:t>4,87%</w:t>
+              <w:t>82,90%</w:t>
             </w:r>
           </w:p>
         </w:tc>
@@ -7211,7 +7211,7 @@
                 <w:i w:val="0"/>
                 <w:sz w:val="17"/>
               </w:rPr>
-              <w:t>Regras aprendidas no residual da baseline</w:t>
+              <w:t>Taxa residual pós-WNN</w:t>
             </w:r>
           </w:p>
         </w:tc>
@@ -7230,7 +7230,7 @@
                 <w:i w:val="0"/>
                 <w:sz w:val="17"/>
               </w:rPr>
-              <w:t>11</w:t>
+              <w:t>17,10%</w:t>
             </w:r>
           </w:p>
         </w:tc>
@@ -7251,6 +7251,86 @@
                 <w:i w:val="0"/>
                 <w:sz w:val="17"/>
               </w:rPr>
+              <w:t>Taxa de chamada LLM</w:t>
+            </w:r>
+          </w:p>
+        </w:tc>
+        <w:tc>
+          <w:tcPr>
+            <w:tcW w:type="dxa" w:w="6260"/>
+          </w:tcPr>
+          <w:p>
+            <w:pPr>
+              <w:spacing w:after="0" w:line="240" w:lineRule="auto"/>
+            </w:pPr>
+            <w:r/>
+            <w:r>
+              <w:rPr>
+                <w:rFonts w:ascii="Calibri" w:hAnsi="Calibri" w:eastAsia="Calibri"/>
+                <w:i w:val="0"/>
+                <w:sz w:val="17"/>
+              </w:rPr>
+              <w:t>16,86%</w:t>
+            </w:r>
+          </w:p>
+        </w:tc>
+      </w:tr>
+      <w:tr>
+        <w:tc>
+          <w:tcPr>
+            <w:tcW w:type="dxa" w:w="3100"/>
+          </w:tcPr>
+          <w:p>
+            <w:pPr>
+              <w:spacing w:after="0" w:line="240" w:lineRule="auto"/>
+            </w:pPr>
+            <w:r/>
+            <w:r>
+              <w:rPr>
+                <w:rFonts w:ascii="Calibri" w:hAnsi="Calibri" w:eastAsia="Calibri"/>
+                <w:i w:val="0"/>
+                <w:sz w:val="17"/>
+              </w:rPr>
+              <w:t>Marcadores aprendidos no residual</w:t>
+            </w:r>
+          </w:p>
+        </w:tc>
+        <w:tc>
+          <w:tcPr>
+            <w:tcW w:type="dxa" w:w="6260"/>
+          </w:tcPr>
+          <w:p>
+            <w:pPr>
+              <w:spacing w:after="0" w:line="240" w:lineRule="auto"/>
+            </w:pPr>
+            <w:r/>
+            <w:r>
+              <w:rPr>
+                <w:rFonts w:ascii="Calibri" w:hAnsi="Calibri" w:eastAsia="Calibri"/>
+                <w:i w:val="0"/>
+                <w:sz w:val="17"/>
+              </w:rPr>
+              <w:t>916</w:t>
+            </w:r>
+          </w:p>
+        </w:tc>
+      </w:tr>
+      <w:tr>
+        <w:tc>
+          <w:tcPr>
+            <w:tcW w:type="dxa" w:w="3100"/>
+          </w:tcPr>
+          <w:p>
+            <w:pPr>
+              <w:spacing w:after="0" w:line="240" w:lineRule="auto"/>
+            </w:pPr>
+            <w:r/>
+            <w:r>
+              <w:rPr>
+                <w:rFonts w:ascii="Calibri" w:hAnsi="Calibri" w:eastAsia="Calibri"/>
+                <w:i w:val="0"/>
+                <w:sz w:val="17"/>
+              </w:rPr>
               <w:t>Aprendizados por lote, em média</w:t>
             </w:r>
           </w:p>
@@ -7270,7 +7350,87 @@
                 <w:i w:val="0"/>
                 <w:sz w:val="17"/>
               </w:rPr>
-              <w:t>0,79</w:t>
+              <w:t>61,07</w:t>
+            </w:r>
+          </w:p>
+        </w:tc>
+      </w:tr>
+      <w:tr>
+        <w:tc>
+          <w:tcPr>
+            <w:tcW w:type="dxa" w:w="3100"/>
+          </w:tcPr>
+          <w:p>
+            <w:pPr>
+              <w:spacing w:after="0" w:line="240" w:lineRule="auto"/>
+            </w:pPr>
+            <w:r/>
+            <w:r>
+              <w:rPr>
+                <w:rFonts w:ascii="Calibri" w:hAnsi="Calibri" w:eastAsia="Calibri"/>
+                <w:i w:val="0"/>
+                <w:sz w:val="17"/>
+              </w:rPr>
+              <w:t>Vocabulário da memória WNN ao final</w:t>
+            </w:r>
+          </w:p>
+        </w:tc>
+        <w:tc>
+          <w:tcPr>
+            <w:tcW w:type="dxa" w:w="6260"/>
+          </w:tcPr>
+          <w:p>
+            <w:pPr>
+              <w:spacing w:after="0" w:line="240" w:lineRule="auto"/>
+            </w:pPr>
+            <w:r/>
+            <w:r>
+              <w:rPr>
+                <w:rFonts w:ascii="Calibri" w:hAnsi="Calibri" w:eastAsia="Calibri"/>
+                <w:i w:val="0"/>
+                <w:sz w:val="17"/>
+              </w:rPr>
+              <w:t>872 posições</w:t>
+            </w:r>
+          </w:p>
+        </w:tc>
+      </w:tr>
+      <w:tr>
+        <w:tc>
+          <w:tcPr>
+            <w:tcW w:type="dxa" w:w="3100"/>
+          </w:tcPr>
+          <w:p>
+            <w:pPr>
+              <w:spacing w:after="0" w:line="240" w:lineRule="auto"/>
+            </w:pPr>
+            <w:r/>
+            <w:r>
+              <w:rPr>
+                <w:rFonts w:ascii="Calibri" w:hAnsi="Calibri" w:eastAsia="Calibri"/>
+                <w:i w:val="0"/>
+                <w:sz w:val="17"/>
+              </w:rPr>
+              <w:t>Redução média ponderada do texto semântico</w:t>
+            </w:r>
+          </w:p>
+        </w:tc>
+        <w:tc>
+          <w:tcPr>
+            <w:tcW w:type="dxa" w:w="6260"/>
+          </w:tcPr>
+          <w:p>
+            <w:pPr>
+              <w:spacing w:after="0" w:line="240" w:lineRule="auto"/>
+            </w:pPr>
+            <w:r/>
+            <w:r>
+              <w:rPr>
+                <w:rFonts w:ascii="Calibri" w:hAnsi="Calibri" w:eastAsia="Calibri"/>
+                <w:i w:val="0"/>
+                <w:sz w:val="17"/>
+              </w:rPr>
+              <w:t>40,13%</w:t>
             </w:r>
           </w:p>
         </w:tc>
@@ -7284,7 +7444,7 @@
           <w:i w:val="0"/>
           <w:sz w:val="22"/>
         </w:rPr>
-        <w:t>A figura a seguir compara, por iteração, quantos documentos foram resolvidos por regex e quantos precisaram de LLM residual na baseline. O contraste evidencia que o classificador regex dominou o fluxo operacional dessa execução, tornando-se uma referência exigente para a evolução WNN.</w:t>
+        <w:t>A figura a seguir apresenta a rodada WNN atual, indicando por lote quantos documentos foram resolvidos pela memória de discriminadores e quantos permaneceram como residual pós-WNN para revisão pelo Agente 3/LLM. A leitura deve ser comparada à baseline regex preservada, mas representa a nova arquitetura de classificação.</w:t>
       </w:r>
     </w:p>
     <w:p>
@@ -7294,7 +7454,7 @@
       <w:r>
         <w:drawing>
           <wp:inline xmlns:a="http://schemas.openxmlformats.org/drawingml/2006/main" xmlns:pic="http://schemas.openxmlformats.org/drawingml/2006/picture">
-            <wp:extent cx="5806440" cy="2639291"/>
+            <wp:extent cx="5806440" cy="3218069"/>
             <wp:docPr id="5" name="Picture 5"/>
             <wp:cNvGraphicFramePr>
               <a:graphicFrameLocks noChangeAspect="1"/>
@@ -7315,7 +7475,7 @@
                   <pic:spPr>
                     <a:xfrm>
                       <a:off x="0" y="0"/>
-                      <a:ext cx="5806440" cy="2639291"/>
+                      <a:ext cx="5806440" cy="3218069"/>
                     </a:xfrm>
                     <a:prstGeom prst="rect"/>
                   </pic:spPr>
@@ -7336,7 +7496,7 @@
           <w:i/>
           <w:sz w:val="22"/>
         </w:rPr>
-        <w:t>Figura 5 - Documentos classificados por regex e enviados à revisão residual por lote.</w:t>
+        <w:t>Figura 5 - Documentos classificados pela WNN e enviados à revisão residual por lote.</w:t>
       </w:r>
     </w:p>
     <w:p>
@@ -7347,7 +7507,7 @@
           <w:i w:val="0"/>
           <w:sz w:val="22"/>
         </w:rPr>
-        <w:t>A figura seguinte mostra a taxa de classificação por regex ao longo dos lotes. A variação entre lotes indica que a cobertura depende da composição temática de cada rodada, mas a taxa acumulada permanece elevada.</w:t>
+        <w:t>A figura seguinte mostra a taxa de aceitação WNN ao longo dos lotes. A variação entre lotes indica que a cobertura depende da composição temática de cada rodada e da qualidade dos discriminadores já aprendidos.</w:t>
       </w:r>
     </w:p>
     <w:p>
@@ -7357,7 +7517,7 @@
       <w:r>
         <w:drawing>
           <wp:inline xmlns:a="http://schemas.openxmlformats.org/drawingml/2006/main" xmlns:pic="http://schemas.openxmlformats.org/drawingml/2006/picture">
-            <wp:extent cx="5806440" cy="2639291"/>
+            <wp:extent cx="5806440" cy="3202717"/>
             <wp:docPr id="6" name="Picture 6"/>
             <wp:cNvGraphicFramePr>
               <a:graphicFrameLocks noChangeAspect="1"/>
@@ -7378,7 +7538,7 @@
                   <pic:spPr>
                     <a:xfrm>
                       <a:off x="0" y="0"/>
-                      <a:ext cx="5806440" cy="2639291"/>
+                      <a:ext cx="5806440" cy="3202717"/>
                     </a:xfrm>
                     <a:prstGeom prst="rect"/>
                   </pic:spPr>
@@ -7399,7 +7559,7 @@
           <w:i/>
           <w:sz w:val="22"/>
         </w:rPr>
-        <w:t>Figura 6 - Taxa de classificação por regex ao longo dos lotes.</w:t>
+        <w:t>Figura 6 - Taxa de classificação WNN ao longo dos lotes.</w:t>
       </w:r>
     </w:p>
     <w:p>
@@ -7410,7 +7570,7 @@
           <w:i w:val="0"/>
           <w:sz w:val="22"/>
         </w:rPr>
-        <w:t>O custo operacional foi medido pelo consumo de tokens nas chamadas residuais. A execução registrou 341 chamadas LLM, 338.112 tokens de prompt, 65.389 tokens de conclusão e 403.501 tokens totais, com média de 1.183,29 tokens por chamada residual. Esses valores mostram o custo associado apenas aos documentos que escaparam das regras; em uma estratégia que acionasse LLM para toda a reserva, o número de chamadas seria 6.997. A tabela a seguir detalha as medidas de custo.</w:t>
+        <w:t>O custo operacional foi medido pelo consumo de tokens nas chamadas residuais. A execução WNN registrou 1.261 chamadas LLM, 1.976.676 tokens de prompt, 269.458 tokens de conclusão e 2.246.134 tokens totais, com média de 1.781,23 tokens por chamada residual. Esses valores mostram o custo associado apenas aos documentos que escaparam da memória WNN ou foram tratados como ambíguos; em uma estratégia que acionasse LLM para toda a reserva, o número de chamadas seria 7.479. A tabela a seguir detalha as medidas de custo.</w:t>
       </w:r>
     </w:p>
     <w:p>
@@ -7423,7 +7583,7 @@
           <w:i w:val="0"/>
           <w:sz w:val="22"/>
         </w:rPr>
-        <w:t>Tabela 10 - Custo de inferência nas chamadas residuais.</w:t>
+        <w:t>Tabela 10 - Custo de inferência nas chamadas residuais WNN.</w:t>
       </w:r>
     </w:p>
     <w:tbl>
@@ -7534,7 +7694,7 @@
                 <w:i w:val="0"/>
                 <w:sz w:val="17"/>
               </w:rPr>
-              <w:t>341</w:t>
+              <w:t>1.261</w:t>
             </w:r>
           </w:p>
         </w:tc>
@@ -7573,7 +7733,7 @@
                 <w:i w:val="0"/>
                 <w:sz w:val="17"/>
               </w:rPr>
-              <w:t>338.112</w:t>
+              <w:t>1.976.676</w:t>
             </w:r>
           </w:p>
         </w:tc>
@@ -7612,7 +7772,7 @@
                 <w:i w:val="0"/>
                 <w:sz w:val="17"/>
               </w:rPr>
-              <w:t>65.389</w:t>
+              <w:t>269.458</w:t>
             </w:r>
           </w:p>
         </w:tc>
@@ -7651,7 +7811,7 @@
                 <w:i w:val="0"/>
                 <w:sz w:val="17"/>
               </w:rPr>
-              <w:t>403.501</w:t>
+              <w:t>2.246.134</w:t>
             </w:r>
           </w:p>
         </w:tc>
@@ -7691,7 +7851,7 @@
                 <w:i w:val="0"/>
                 <w:sz w:val="17"/>
               </w:rPr>
-              <w:t>1.183,29</w:t>
+              <w:t>1.781,23</w:t>
             </w:r>
           </w:p>
         </w:tc>
@@ -7718,7 +7878,7 @@
           <w:i w:val="0"/>
           <w:sz w:val="22"/>
         </w:rPr>
-        <w:t>A revisão residual não apenas classifica exceções: ela também registra evidências para aprendizado. Na execução baseline, o Agente Aprendiz de Regex incorporou 11 novas regras. Na evolução WNN, esse papel passa a ser desempenhado pelo Agente 2 como aprendiz de discriminadores: a decisão residual do Agente 3 é convertida em marcadores não duplicados, sanitizados contra o micromundo do tema e inseridos na memória. O Agente Organizador da Árvore continua responsável por evitar proliferação de temas e por controlar candidatos compostos.</w:t>
+        <w:t>A revisão residual não apenas classifica exceções: ela também registra evidências para aprendizado. Na execução baseline, o Agente Aprendiz de Regex incorporou 11 novas regras. Na evolução WNN, esse papel passa a ser desempenhado pelo Agente 2 como aprendiz de discriminadores: a decisão residual do Agente 3 é convertida em marcadores não duplicados, sanitizados contra o micromundo do tema e inseridos na memória. O Agente Organizador da árvore continua responsável por evitar proliferação de temas e por controlar candidatos compostos.</w:t>
       </w:r>
     </w:p>
     <w:p>
@@ -7731,7 +7891,7 @@
           <w:i w:val="0"/>
           <w:sz w:val="22"/>
         </w:rPr>
-        <w:t>Tabela 11 - Aprendizado residual e reorganização temática.</w:t>
+        <w:t>Tabela 11 - Aprendizado residual e reorganização temática WNN.</w:t>
       </w:r>
     </w:p>
     <w:tbl>
@@ -7823,7 +7983,7 @@
                 <w:i w:val="0"/>
                 <w:sz w:val="17"/>
               </w:rPr>
-              <w:t>Regras aprendidas pelo residual na baseline</w:t>
+              <w:t>Marcadores aprendidos pelo residual WNN</w:t>
             </w:r>
           </w:p>
         </w:tc>
@@ -7842,7 +8002,7 @@
                 <w:i w:val="0"/>
                 <w:sz w:val="17"/>
               </w:rPr>
-              <w:t>11</w:t>
+              <w:t>916</w:t>
             </w:r>
           </w:p>
         </w:tc>
@@ -7882,7 +8042,7 @@
                 <w:i w:val="0"/>
                 <w:sz w:val="17"/>
               </w:rPr>
-              <w:t>11</w:t>
+              <w:t>22</w:t>
             </w:r>
           </w:p>
         </w:tc>
@@ -7903,7 +8063,7 @@
                 <w:i w:val="0"/>
                 <w:sz w:val="17"/>
               </w:rPr>
-              <w:t>Decisões do Organizador da Árvore</w:t>
+              <w:t>Candidatos multi-discriminador</w:t>
             </w:r>
           </w:p>
         </w:tc>
@@ -7922,7 +8082,7 @@
                 <w:i w:val="0"/>
                 <w:sz w:val="17"/>
               </w:rPr>
-              <w:t>8</w:t>
+              <w:t>54</w:t>
             </w:r>
           </w:p>
         </w:tc>
@@ -7943,7 +8103,7 @@
                 <w:i w:val="0"/>
                 <w:sz w:val="17"/>
               </w:rPr>
-              <w:t>Promoções registradas</w:t>
+              <w:t>Notícias raras sinalizadas pelo Agente 3</w:t>
             </w:r>
           </w:p>
         </w:tc>
@@ -7962,7 +8122,7 @@
                 <w:i w:val="0"/>
                 <w:sz w:val="17"/>
               </w:rPr>
-              <w:t>4</w:t>
+              <w:t>162</w:t>
             </w:r>
           </w:p>
         </w:tc>
@@ -7983,7 +8143,7 @@
                 <w:i w:val="0"/>
                 <w:sz w:val="17"/>
               </w:rPr>
-              <w:t>Temas canônicos únicos promovidos</w:t>
+              <w:t>Temas/folhas incorporados a temas existentes</w:t>
             </w:r>
           </w:p>
         </w:tc>
@@ -8002,7 +8162,7 @@
                 <w:i w:val="0"/>
                 <w:sz w:val="17"/>
               </w:rPr>
-              <w:t>2</w:t>
+              <w:t>17</w:t>
             </w:r>
           </w:p>
         </w:tc>
@@ -8023,7 +8183,7 @@
                 <w:i w:val="0"/>
                 <w:sz w:val="17"/>
               </w:rPr>
-              <w:t>Incorporações a temas existentes</w:t>
+              <w:t>Temas promovidos a canônicos</w:t>
             </w:r>
           </w:p>
         </w:tc>
@@ -8042,7 +8202,7 @@
                 <w:i w:val="0"/>
                 <w:sz w:val="17"/>
               </w:rPr>
-              <w:t>3</w:t>
+              <w:t>4</w:t>
             </w:r>
           </w:p>
         </w:tc>
@@ -8122,7 +8282,7 @@
                 <w:i w:val="0"/>
                 <w:sz w:val="17"/>
               </w:rPr>
-              <w:t>43</w:t>
+              <w:t>179</w:t>
             </w:r>
           </w:p>
         </w:tc>
@@ -8162,7 +8322,7 @@
                 <w:i w:val="0"/>
                 <w:sz w:val="17"/>
               </w:rPr>
-              <w:t>0</w:t>
+              <w:t>18</w:t>
             </w:r>
           </w:p>
         </w:tc>
@@ -8176,52 +8336,7 @@
           <w:i w:val="0"/>
           <w:sz w:val="22"/>
         </w:rPr>
-        <w:t xml:space="preserve">Esses resultados indicam que o residual funcionou como mecanismo de aprendizado controlado, não como caminho para proliferação automática de categorias. As notícias raras permaneceram separadas porque não havia recorrência ou evidência suficiente para promovê-las com segurança. A figura a seguir apresenta o Top 10 de temas consolidados na aplicação PF após a reorganização e o tratamento dos casos raros. Para fins de visualização, labels operacionais equivalentes foram agrupadas; por exemplo, </w:t>
-      </w:r>
-      <w:r>
-        <w:rPr>
-          <w:rFonts w:ascii="Consolas" w:hAnsi="Consolas" w:eastAsia="Consolas"/>
-          <w:sz w:val="22"/>
-        </w:rPr>
-        <w:t>crime_trafico_drogas</w:t>
-      </w:r>
-      <w:r>
-        <w:rPr>
-          <w:rFonts w:ascii="Calibri" w:hAnsi="Calibri" w:eastAsia="Calibri"/>
-          <w:i w:val="0"/>
-          <w:sz w:val="22"/>
-        </w:rPr>
-        <w:t xml:space="preserve"> e </w:t>
-      </w:r>
-      <w:r>
-        <w:rPr>
-          <w:rFonts w:ascii="Consolas" w:hAnsi="Consolas" w:eastAsia="Consolas"/>
-          <w:sz w:val="22"/>
-        </w:rPr>
-        <w:t>trafico_drogas</w:t>
-      </w:r>
-      <w:r>
-        <w:rPr>
-          <w:rFonts w:ascii="Calibri" w:hAnsi="Calibri" w:eastAsia="Calibri"/>
-          <w:i w:val="0"/>
-          <w:sz w:val="22"/>
-        </w:rPr>
-        <w:t xml:space="preserve"> são apresentadas como </w:t>
-      </w:r>
-      <w:r>
-        <w:rPr>
-          <w:rFonts w:ascii="Consolas" w:hAnsi="Consolas" w:eastAsia="Consolas"/>
-          <w:sz w:val="22"/>
-        </w:rPr>
-        <w:t>trafico_drogas</w:t>
-      </w:r>
-      <w:r>
-        <w:rPr>
-          <w:rFonts w:ascii="Calibri" w:hAnsi="Calibri" w:eastAsia="Calibri"/>
-          <w:i w:val="0"/>
-          <w:sz w:val="22"/>
-        </w:rPr>
-        <w:t xml:space="preserve">. A classe </w:t>
+        <w:t xml:space="preserve">Esses resultados indicam que o residual funcionou como mecanismo de aprendizado controlado, não como caminho para proliferação automática de categorias. As notícias raras permaneceram separadas porque não havia recorrência ou evidência suficiente para promovê-las com segurança. A figura a seguir apresenta o Top 10 de temas consolidados na aplicação PF após a classificação WNN e a revisão residual. Para fins de visualização, labels operacionais equivalentes foram agrupadas; a classe </w:t>
       </w:r>
       <w:r>
         <w:rPr>
@@ -8236,7 +8351,7 @@
           <w:i w:val="0"/>
           <w:sz w:val="22"/>
         </w:rPr>
-        <w:t>, embora contabilizada na tabela anterior com 43 documentos, não aparece no gráfico por estar fora dos dez maiores grupos e por funcionar como categoria residual de auditoria, não como tema substantivo consolidado.</w:t>
+        <w:t xml:space="preserve"> fica fora do gráfico por funcionar como categoria residual de auditoria, não como tema substantivo consolidado.</w:t>
       </w:r>
     </w:p>
     <w:p>
@@ -8246,7 +8361,7 @@
       <w:r>
         <w:drawing>
           <wp:inline xmlns:a="http://schemas.openxmlformats.org/drawingml/2006/main" xmlns:pic="http://schemas.openxmlformats.org/drawingml/2006/picture">
-            <wp:extent cx="5806440" cy="3231410"/>
+            <wp:extent cx="5806440" cy="3179202"/>
             <wp:docPr id="7" name="Picture 7"/>
             <wp:cNvGraphicFramePr>
               <a:graphicFrameLocks noChangeAspect="1"/>
@@ -8267,7 +8382,7 @@
                   <pic:spPr>
                     <a:xfrm>
                       <a:off x="0" y="0"/>
-                      <a:ext cx="5806440" cy="3231410"/>
+                      <a:ext cx="5806440" cy="3179202"/>
                     </a:xfrm>
                     <a:prstGeom prst="rect"/>
                   </pic:spPr>
@@ -8288,7 +8403,7 @@
           <w:i/>
           <w:sz w:val="22"/>
         </w:rPr>
-        <w:t>Figura 7 - Top 10 temas consolidados após classificação das notícias raras.</w:t>
+        <w:t>Figura 7 - Top 10 temas consolidados após classificação WNN e revisão residual.</w:t>
       </w:r>
     </w:p>
     <w:p>
@@ -8822,7 +8937,7 @@
           <w:i w:val="0"/>
           <w:sz w:val="22"/>
         </w:rPr>
-        <w:t>A Tabela 12 apresenta o detalhamento por lote usado na avaliação experimental da baseline. Além da cobertura por regex e do volume residual enviado à LLM, ela registra aprendizados incorporados, notícias raras identificadas pelo Agente 3, consumo total de tokens e taxa regex por lote. Esses valores foram preservados para comparação com a rodada WNN.</w:t>
+        <w:t>A Tabela 12 apresenta o detalhamento por lote usado na avaliação experimental WNN. Além da cobertura por discriminadores e do volume residual enviado à LLM, ela registra aprendizados incorporados, notícias raras identificadas pelo Agente 3, consumo total de tokens e taxa WNN por lote.</w:t>
       </w:r>
     </w:p>
     <w:p>
@@ -8835,7 +8950,7 @@
           <w:i w:val="0"/>
           <w:sz w:val="22"/>
         </w:rPr>
-        <w:t>Tabela 12 - Métricas por lote.</w:t>
+        <w:t>Tabela 12 - Métricas por lote da rodada WNN.</w:t>
       </w:r>
     </w:p>
     <w:tbl>
@@ -8854,19 +8969,20 @@
         </w:tblCellMar>
       </w:tblPr>
       <w:tblGrid>
-        <w:gridCol w:w="1500"/>
-        <w:gridCol w:w="1000"/>
-        <w:gridCol w:w="1000"/>
-        <w:gridCol w:w="1300"/>
-        <w:gridCol w:w="1250"/>
-        <w:gridCol w:w="900"/>
-        <w:gridCol w:w="1300"/>
-        <w:gridCol w:w="1110"/>
+        <w:gridCol w:w="1040"/>
+        <w:gridCol w:w="1040"/>
+        <w:gridCol w:w="1040"/>
+        <w:gridCol w:w="1040"/>
+        <w:gridCol w:w="1040"/>
+        <w:gridCol w:w="1040"/>
+        <w:gridCol w:w="1040"/>
+        <w:gridCol w:w="1040"/>
+        <w:gridCol w:w="1040"/>
       </w:tblGrid>
       <w:tr>
         <w:tc>
           <w:tcPr>
-            <w:tcW w:type="dxa" w:w="1500"/>
+            <w:tcW w:type="dxa" w:w="1040"/>
             <w:vAlign w:val="top"/>
             <w:shd w:fill="F2F4F7"/>
           </w:tcPr>
@@ -8892,7 +9008,7 @@
         </w:tc>
         <w:tc>
           <w:tcPr>
-            <w:tcW w:type="dxa" w:w="1000"/>
+            <w:tcW w:type="dxa" w:w="1040"/>
             <w:vAlign w:val="top"/>
             <w:shd w:fill="F2F4F7"/>
           </w:tcPr>
@@ -8918,7 +9034,7 @@
         </w:tc>
         <w:tc>
           <w:tcPr>
-            <w:tcW w:type="dxa" w:w="1000"/>
+            <w:tcW w:type="dxa" w:w="1040"/>
             <w:vAlign w:val="top"/>
             <w:shd w:fill="F2F4F7"/>
           </w:tcPr>
@@ -8938,13 +9054,13 @@
                 <w:i w:val="0"/>
                 <w:sz w:val="16"/>
               </w:rPr>
-              <w:t>Regex</w:t>
-            </w:r>
-          </w:p>
-        </w:tc>
-        <w:tc>
-          <w:tcPr>
-            <w:tcW w:type="dxa" w:w="1300"/>
+              <w:t>WNN</w:t>
+            </w:r>
+          </w:p>
+        </w:tc>
+        <w:tc>
+          <w:tcPr>
+            <w:tcW w:type="dxa" w:w="1040"/>
             <w:vAlign w:val="top"/>
             <w:shd w:fill="F2F4F7"/>
           </w:tcPr>
@@ -8964,13 +9080,13 @@
                 <w:i w:val="0"/>
                 <w:sz w:val="16"/>
               </w:rPr>
-              <w:t>Residual/LLM</w:t>
-            </w:r>
-          </w:p>
-        </w:tc>
-        <w:tc>
-          <w:tcPr>
-            <w:tcW w:type="dxa" w:w="1250"/>
+              <w:t>Residual pós-WNN</w:t>
+            </w:r>
+          </w:p>
+        </w:tc>
+        <w:tc>
+          <w:tcPr>
+            <w:tcW w:type="dxa" w:w="1040"/>
             <w:vAlign w:val="top"/>
             <w:shd w:fill="F2F4F7"/>
           </w:tcPr>
@@ -8990,13 +9106,13 @@
                 <w:i w:val="0"/>
                 <w:sz w:val="16"/>
               </w:rPr>
-              <w:t>Aprendizados</w:t>
-            </w:r>
-          </w:p>
-        </w:tc>
-        <w:tc>
-          <w:tcPr>
-            <w:tcW w:type="dxa" w:w="900"/>
+              <w:t>LLM</w:t>
+            </w:r>
+          </w:p>
+        </w:tc>
+        <w:tc>
+          <w:tcPr>
+            <w:tcW w:type="dxa" w:w="1040"/>
             <w:vAlign w:val="top"/>
             <w:shd w:fill="F2F4F7"/>
           </w:tcPr>
@@ -9016,13 +9132,13 @@
                 <w:i w:val="0"/>
                 <w:sz w:val="16"/>
               </w:rPr>
-              <w:t>Raras</w:t>
-            </w:r>
-          </w:p>
-        </w:tc>
-        <w:tc>
-          <w:tcPr>
-            <w:tcW w:type="dxa" w:w="1300"/>
+              <w:t>Aprendizados</w:t>
+            </w:r>
+          </w:p>
+        </w:tc>
+        <w:tc>
+          <w:tcPr>
+            <w:tcW w:type="dxa" w:w="1040"/>
             <w:vAlign w:val="top"/>
             <w:shd w:fill="F2F4F7"/>
           </w:tcPr>
@@ -9042,13 +9158,13 @@
                 <w:i w:val="0"/>
                 <w:sz w:val="16"/>
               </w:rPr>
-              <w:t>Tokens</w:t>
-            </w:r>
-          </w:p>
-        </w:tc>
-        <w:tc>
-          <w:tcPr>
-            <w:tcW w:type="dxa" w:w="1110"/>
+              <w:t>Raras</w:t>
+            </w:r>
+          </w:p>
+        </w:tc>
+        <w:tc>
+          <w:tcPr>
+            <w:tcW w:type="dxa" w:w="1040"/>
             <w:vAlign w:val="top"/>
             <w:shd w:fill="F2F4F7"/>
           </w:tcPr>
@@ -9068,7 +9184,33 @@
                 <w:i w:val="0"/>
                 <w:sz w:val="16"/>
               </w:rPr>
-              <w:t>Taxa regex</w:t>
+              <w:t>Tokens</w:t>
+            </w:r>
+          </w:p>
+        </w:tc>
+        <w:tc>
+          <w:tcPr>
+            <w:tcW w:type="dxa" w:w="1040"/>
+            <w:vAlign w:val="top"/>
+            <w:shd w:fill="F2F4F7"/>
+          </w:tcPr>
+          <w:p>
+            <w:pPr>
+              <w:spacing w:after="0" w:line="240" w:lineRule="auto"/>
+            </w:pPr>
+            <w:r>
+              <w:rPr>
+                <w:b/>
+              </w:rPr>
+            </w:r>
+            <w:r>
+              <w:rPr>
+                <w:rFonts w:ascii="Calibri" w:hAnsi="Calibri" w:eastAsia="Calibri"/>
+                <w:b/>
+                <w:i w:val="0"/>
+                <w:sz w:val="16"/>
+              </w:rPr>
+              <w:t>Taxa WNN</w:t>
             </w:r>
           </w:p>
         </w:tc>
@@ -9076,7 +9218,7 @@
       <w:tr>
         <w:tc>
           <w:tcPr>
-            <w:tcW w:type="dxa" w:w="1500"/>
+            <w:tcW w:type="dxa" w:w="1040"/>
           </w:tcPr>
           <w:p>
             <w:pPr>
@@ -9095,7 +9237,7 @@
         </w:tc>
         <w:tc>
           <w:tcPr>
-            <w:tcW w:type="dxa" w:w="1000"/>
+            <w:tcW w:type="dxa" w:w="1040"/>
           </w:tcPr>
           <w:p>
             <w:pPr>
@@ -9114,7 +9256,7 @@
         </w:tc>
         <w:tc>
           <w:tcPr>
-            <w:tcW w:type="dxa" w:w="1000"/>
+            <w:tcW w:type="dxa" w:w="1040"/>
           </w:tcPr>
           <w:p>
             <w:pPr>
@@ -9127,13 +9269,13 @@
                 <w:i w:val="0"/>
                 <w:sz w:val="15"/>
               </w:rPr>
-              <w:t>493</w:t>
-            </w:r>
-          </w:p>
-        </w:tc>
-        <w:tc>
-          <w:tcPr>
-            <w:tcW w:type="dxa" w:w="1300"/>
+              <w:t>475</w:t>
+            </w:r>
+          </w:p>
+        </w:tc>
+        <w:tc>
+          <w:tcPr>
+            <w:tcW w:type="dxa" w:w="1040"/>
           </w:tcPr>
           <w:p>
             <w:pPr>
@@ -9146,13 +9288,70 @@
                 <w:i w:val="0"/>
                 <w:sz w:val="15"/>
               </w:rPr>
+              <w:t>25</w:t>
+            </w:r>
+          </w:p>
+        </w:tc>
+        <w:tc>
+          <w:tcPr>
+            <w:tcW w:type="dxa" w:w="1040"/>
+          </w:tcPr>
+          <w:p>
+            <w:pPr>
+              <w:spacing w:after="0" w:line="240" w:lineRule="auto"/>
+            </w:pPr>
+            <w:r/>
+            <w:r>
+              <w:rPr>
+                <w:rFonts w:ascii="Calibri" w:hAnsi="Calibri" w:eastAsia="Calibri"/>
+                <w:i w:val="0"/>
+                <w:sz w:val="15"/>
+              </w:rPr>
+              <w:t>25</w:t>
+            </w:r>
+          </w:p>
+        </w:tc>
+        <w:tc>
+          <w:tcPr>
+            <w:tcW w:type="dxa" w:w="1040"/>
+          </w:tcPr>
+          <w:p>
+            <w:pPr>
+              <w:spacing w:after="0" w:line="240" w:lineRule="auto"/>
+            </w:pPr>
+            <w:r/>
+            <w:r>
+              <w:rPr>
+                <w:rFonts w:ascii="Calibri" w:hAnsi="Calibri" w:eastAsia="Calibri"/>
+                <w:i w:val="0"/>
+                <w:sz w:val="15"/>
+              </w:rPr>
+              <w:t>17</w:t>
+            </w:r>
+          </w:p>
+        </w:tc>
+        <w:tc>
+          <w:tcPr>
+            <w:tcW w:type="dxa" w:w="1040"/>
+          </w:tcPr>
+          <w:p>
+            <w:pPr>
+              <w:spacing w:after="0" w:line="240" w:lineRule="auto"/>
+            </w:pPr>
+            <w:r/>
+            <w:r>
+              <w:rPr>
+                <w:rFonts w:ascii="Calibri" w:hAnsi="Calibri" w:eastAsia="Calibri"/>
+                <w:i w:val="0"/>
+                <w:sz w:val="15"/>
+              </w:rPr>
               <w:t>7</w:t>
             </w:r>
           </w:p>
         </w:tc>
         <w:tc>
           <w:tcPr>
-            <w:tcW w:type="dxa" w:w="1250"/>
+            <w:tcW w:type="dxa" w:w="1040"/>
           </w:tcPr>
           <w:p>
             <w:pPr>
@@ -9165,13 +9364,13 @@
                 <w:i w:val="0"/>
                 <w:sz w:val="15"/>
               </w:rPr>
-              <w:t>0</w:t>
-            </w:r>
-          </w:p>
-        </w:tc>
-        <w:tc>
-          <w:tcPr>
-            <w:tcW w:type="dxa" w:w="900"/>
+              <w:t>42.293</w:t>
+            </w:r>
+          </w:p>
+        </w:tc>
+        <w:tc>
+          <w:tcPr>
+            <w:tcW w:type="dxa" w:w="1040"/>
           </w:tcPr>
           <w:p>
             <w:pPr>
@@ -9184,45 +9383,7 @@
                 <w:i w:val="0"/>
                 <w:sz w:val="15"/>
               </w:rPr>
-              <w:t>1</w:t>
-            </w:r>
-          </w:p>
-        </w:tc>
-        <w:tc>
-          <w:tcPr>
-            <w:tcW w:type="dxa" w:w="1300"/>
-          </w:tcPr>
-          <w:p>
-            <w:pPr>
-              <w:spacing w:after="0" w:line="240" w:lineRule="auto"/>
-            </w:pPr>
-            <w:r/>
-            <w:r>
-              <w:rPr>
-                <w:rFonts w:ascii="Calibri" w:hAnsi="Calibri" w:eastAsia="Calibri"/>
-                <w:i w:val="0"/>
-                <w:sz w:val="15"/>
-              </w:rPr>
-              <w:t>8.340</w:t>
-            </w:r>
-          </w:p>
-        </w:tc>
-        <w:tc>
-          <w:tcPr>
-            <w:tcW w:type="dxa" w:w="1110"/>
-          </w:tcPr>
-          <w:p>
-            <w:pPr>
-              <w:spacing w:after="0" w:line="240" w:lineRule="auto"/>
-            </w:pPr>
-            <w:r/>
-            <w:r>
-              <w:rPr>
-                <w:rFonts w:ascii="Calibri" w:hAnsi="Calibri" w:eastAsia="Calibri"/>
-                <w:i w:val="0"/>
-                <w:sz w:val="15"/>
-              </w:rPr>
-              <w:t>98,60%</w:t>
+              <w:t>95,00%</w:t>
             </w:r>
           </w:p>
         </w:tc>
@@ -9230,7 +9391,7 @@
       <w:tr>
         <w:tc>
           <w:tcPr>
-            <w:tcW w:type="dxa" w:w="1500"/>
+            <w:tcW w:type="dxa" w:w="1040"/>
           </w:tcPr>
           <w:p>
             <w:pPr>
@@ -9249,7 +9410,7 @@
         </w:tc>
         <w:tc>
           <w:tcPr>
-            <w:tcW w:type="dxa" w:w="1000"/>
+            <w:tcW w:type="dxa" w:w="1040"/>
           </w:tcPr>
           <w:p>
             <w:pPr>
@@ -9268,7 +9429,7 @@
         </w:tc>
         <w:tc>
           <w:tcPr>
-            <w:tcW w:type="dxa" w:w="1000"/>
+            <w:tcW w:type="dxa" w:w="1040"/>
           </w:tcPr>
           <w:p>
             <w:pPr>
@@ -9281,13 +9442,13 @@
                 <w:i w:val="0"/>
                 <w:sz w:val="15"/>
               </w:rPr>
-              <w:t>473</w:t>
-            </w:r>
-          </w:p>
-        </w:tc>
-        <w:tc>
-          <w:tcPr>
-            <w:tcW w:type="dxa" w:w="1300"/>
+              <w:t>394</w:t>
+            </w:r>
+          </w:p>
+        </w:tc>
+        <w:tc>
+          <w:tcPr>
+            <w:tcW w:type="dxa" w:w="1040"/>
           </w:tcPr>
           <w:p>
             <w:pPr>
@@ -9300,13 +9461,13 @@
                 <w:i w:val="0"/>
                 <w:sz w:val="15"/>
               </w:rPr>
-              <w:t>27</w:t>
-            </w:r>
-          </w:p>
-        </w:tc>
-        <w:tc>
-          <w:tcPr>
-            <w:tcW w:type="dxa" w:w="1250"/>
+              <w:t>106</w:t>
+            </w:r>
+          </w:p>
+        </w:tc>
+        <w:tc>
+          <w:tcPr>
+            <w:tcW w:type="dxa" w:w="1040"/>
           </w:tcPr>
           <w:p>
             <w:pPr>
@@ -9319,13 +9480,13 @@
                 <w:i w:val="0"/>
                 <w:sz w:val="15"/>
               </w:rPr>
-              <w:t>1</w:t>
-            </w:r>
-          </w:p>
-        </w:tc>
-        <w:tc>
-          <w:tcPr>
-            <w:tcW w:type="dxa" w:w="900"/>
+              <w:t>106</w:t>
+            </w:r>
+          </w:p>
+        </w:tc>
+        <w:tc>
+          <w:tcPr>
+            <w:tcW w:type="dxa" w:w="1040"/>
           </w:tcPr>
           <w:p>
             <w:pPr>
@@ -9338,13 +9499,13 @@
                 <w:i w:val="0"/>
                 <w:sz w:val="15"/>
               </w:rPr>
-              <w:t>6</w:t>
-            </w:r>
-          </w:p>
-        </w:tc>
-        <w:tc>
-          <w:tcPr>
-            <w:tcW w:type="dxa" w:w="1300"/>
+              <w:t>79</w:t>
+            </w:r>
+          </w:p>
+        </w:tc>
+        <w:tc>
+          <w:tcPr>
+            <w:tcW w:type="dxa" w:w="1040"/>
           </w:tcPr>
           <w:p>
             <w:pPr>
@@ -9357,13 +9518,13 @@
                 <w:i w:val="0"/>
                 <w:sz w:val="15"/>
               </w:rPr>
-              <w:t>31.481</w:t>
-            </w:r>
-          </w:p>
-        </w:tc>
-        <w:tc>
-          <w:tcPr>
-            <w:tcW w:type="dxa" w:w="1110"/>
+              <w:t>20</w:t>
+            </w:r>
+          </w:p>
+        </w:tc>
+        <w:tc>
+          <w:tcPr>
+            <w:tcW w:type="dxa" w:w="1040"/>
           </w:tcPr>
           <w:p>
             <w:pPr>
@@ -9376,7 +9537,26 @@
                 <w:i w:val="0"/>
                 <w:sz w:val="15"/>
               </w:rPr>
-              <w:t>94,60%</w:t>
+              <w:t>179.472</w:t>
+            </w:r>
+          </w:p>
+        </w:tc>
+        <w:tc>
+          <w:tcPr>
+            <w:tcW w:type="dxa" w:w="1040"/>
+          </w:tcPr>
+          <w:p>
+            <w:pPr>
+              <w:spacing w:after="0" w:line="240" w:lineRule="auto"/>
+            </w:pPr>
+            <w:r/>
+            <w:r>
+              <w:rPr>
+                <w:rFonts w:ascii="Calibri" w:hAnsi="Calibri" w:eastAsia="Calibri"/>
+                <w:i w:val="0"/>
+                <w:sz w:val="15"/>
+              </w:rPr>
+              <w:t>78,80%</w:t>
             </w:r>
           </w:p>
         </w:tc>
@@ -9384,7 +9564,7 @@
       <w:tr>
         <w:tc>
           <w:tcPr>
-            <w:tcW w:type="dxa" w:w="1500"/>
+            <w:tcW w:type="dxa" w:w="1040"/>
           </w:tcPr>
           <w:p>
             <w:pPr>
@@ -9403,7 +9583,7 @@
         </w:tc>
         <w:tc>
           <w:tcPr>
-            <w:tcW w:type="dxa" w:w="1000"/>
+            <w:tcW w:type="dxa" w:w="1040"/>
           </w:tcPr>
           <w:p>
             <w:pPr>
@@ -9422,7 +9602,7 @@
         </w:tc>
         <w:tc>
           <w:tcPr>
-            <w:tcW w:type="dxa" w:w="1000"/>
+            <w:tcW w:type="dxa" w:w="1040"/>
           </w:tcPr>
           <w:p>
             <w:pPr>
@@ -9435,13 +9615,13 @@
                 <w:i w:val="0"/>
                 <w:sz w:val="15"/>
               </w:rPr>
-              <w:t>480</w:t>
-            </w:r>
-          </w:p>
-        </w:tc>
-        <w:tc>
-          <w:tcPr>
-            <w:tcW w:type="dxa" w:w="1300"/>
+              <w:t>418</w:t>
+            </w:r>
+          </w:p>
+        </w:tc>
+        <w:tc>
+          <w:tcPr>
+            <w:tcW w:type="dxa" w:w="1040"/>
           </w:tcPr>
           <w:p>
             <w:pPr>
@@ -9454,13 +9634,13 @@
                 <w:i w:val="0"/>
                 <w:sz w:val="15"/>
               </w:rPr>
-              <w:t>20</w:t>
-            </w:r>
-          </w:p>
-        </w:tc>
-        <w:tc>
-          <w:tcPr>
-            <w:tcW w:type="dxa" w:w="1250"/>
+              <w:t>82</w:t>
+            </w:r>
+          </w:p>
+        </w:tc>
+        <w:tc>
+          <w:tcPr>
+            <w:tcW w:type="dxa" w:w="1040"/>
           </w:tcPr>
           <w:p>
             <w:pPr>
@@ -9473,13 +9653,13 @@
                 <w:i w:val="0"/>
                 <w:sz w:val="15"/>
               </w:rPr>
-              <w:t>0</w:t>
-            </w:r>
-          </w:p>
-        </w:tc>
-        <w:tc>
-          <w:tcPr>
-            <w:tcW w:type="dxa" w:w="900"/>
+              <w:t>82</w:t>
+            </w:r>
+          </w:p>
+        </w:tc>
+        <w:tc>
+          <w:tcPr>
+            <w:tcW w:type="dxa" w:w="1040"/>
           </w:tcPr>
           <w:p>
             <w:pPr>
@@ -9492,13 +9672,13 @@
                 <w:i w:val="0"/>
                 <w:sz w:val="15"/>
               </w:rPr>
-              <w:t>3</w:t>
-            </w:r>
-          </w:p>
-        </w:tc>
-        <w:tc>
-          <w:tcPr>
-            <w:tcW w:type="dxa" w:w="1300"/>
+              <w:t>64</w:t>
+            </w:r>
+          </w:p>
+        </w:tc>
+        <w:tc>
+          <w:tcPr>
+            <w:tcW w:type="dxa" w:w="1040"/>
           </w:tcPr>
           <w:p>
             <w:pPr>
@@ -9511,13 +9691,13 @@
                 <w:i w:val="0"/>
                 <w:sz w:val="15"/>
               </w:rPr>
-              <w:t>22.446</w:t>
-            </w:r>
-          </w:p>
-        </w:tc>
-        <w:tc>
-          <w:tcPr>
-            <w:tcW w:type="dxa" w:w="1110"/>
+              <w:t>14</w:t>
+            </w:r>
+          </w:p>
+        </w:tc>
+        <w:tc>
+          <w:tcPr>
+            <w:tcW w:type="dxa" w:w="1040"/>
           </w:tcPr>
           <w:p>
             <w:pPr>
@@ -9530,7 +9710,26 @@
                 <w:i w:val="0"/>
                 <w:sz w:val="15"/>
               </w:rPr>
-              <w:t>96,00%</w:t>
+              <w:t>136.903</w:t>
+            </w:r>
+          </w:p>
+        </w:tc>
+        <w:tc>
+          <w:tcPr>
+            <w:tcW w:type="dxa" w:w="1040"/>
+          </w:tcPr>
+          <w:p>
+            <w:pPr>
+              <w:spacing w:after="0" w:line="240" w:lineRule="auto"/>
+            </w:pPr>
+            <w:r/>
+            <w:r>
+              <w:rPr>
+                <w:rFonts w:ascii="Calibri" w:hAnsi="Calibri" w:eastAsia="Calibri"/>
+                <w:i w:val="0"/>
+                <w:sz w:val="15"/>
+              </w:rPr>
+              <w:t>83,60%</w:t>
             </w:r>
           </w:p>
         </w:tc>
@@ -9538,7 +9737,7 @@
       <w:tr>
         <w:tc>
           <w:tcPr>
-            <w:tcW w:type="dxa" w:w="1500"/>
+            <w:tcW w:type="dxa" w:w="1040"/>
           </w:tcPr>
           <w:p>
             <w:pPr>
@@ -9557,7 +9756,7 @@
         </w:tc>
         <w:tc>
           <w:tcPr>
-            <w:tcW w:type="dxa" w:w="1000"/>
+            <w:tcW w:type="dxa" w:w="1040"/>
           </w:tcPr>
           <w:p>
             <w:pPr>
@@ -9576,7 +9775,7 @@
         </w:tc>
         <w:tc>
           <w:tcPr>
-            <w:tcW w:type="dxa" w:w="1000"/>
+            <w:tcW w:type="dxa" w:w="1040"/>
           </w:tcPr>
           <w:p>
             <w:pPr>
@@ -9589,13 +9788,13 @@
                 <w:i w:val="0"/>
                 <w:sz w:val="15"/>
               </w:rPr>
-              <w:t>489</w:t>
-            </w:r>
-          </w:p>
-        </w:tc>
-        <w:tc>
-          <w:tcPr>
-            <w:tcW w:type="dxa" w:w="1300"/>
+              <w:t>396</w:t>
+            </w:r>
+          </w:p>
+        </w:tc>
+        <w:tc>
+          <w:tcPr>
+            <w:tcW w:type="dxa" w:w="1040"/>
           </w:tcPr>
           <w:p>
             <w:pPr>
@@ -9608,13 +9807,13 @@
                 <w:i w:val="0"/>
                 <w:sz w:val="15"/>
               </w:rPr>
-              <w:t>11</w:t>
-            </w:r>
-          </w:p>
-        </w:tc>
-        <w:tc>
-          <w:tcPr>
-            <w:tcW w:type="dxa" w:w="1250"/>
+              <w:t>104</w:t>
+            </w:r>
+          </w:p>
+        </w:tc>
+        <w:tc>
+          <w:tcPr>
+            <w:tcW w:type="dxa" w:w="1040"/>
           </w:tcPr>
           <w:p>
             <w:pPr>
@@ -9627,13 +9826,13 @@
                 <w:i w:val="0"/>
                 <w:sz w:val="15"/>
               </w:rPr>
-              <w:t>1</w:t>
-            </w:r>
-          </w:p>
-        </w:tc>
-        <w:tc>
-          <w:tcPr>
-            <w:tcW w:type="dxa" w:w="900"/>
+              <w:t>104</w:t>
+            </w:r>
+          </w:p>
+        </w:tc>
+        <w:tc>
+          <w:tcPr>
+            <w:tcW w:type="dxa" w:w="1040"/>
           </w:tcPr>
           <w:p>
             <w:pPr>
@@ -9646,13 +9845,13 @@
                 <w:i w:val="0"/>
                 <w:sz w:val="15"/>
               </w:rPr>
-              <w:t>0</w:t>
-            </w:r>
-          </w:p>
-        </w:tc>
-        <w:tc>
-          <w:tcPr>
-            <w:tcW w:type="dxa" w:w="1300"/>
+              <w:t>80</w:t>
+            </w:r>
+          </w:p>
+        </w:tc>
+        <w:tc>
+          <w:tcPr>
+            <w:tcW w:type="dxa" w:w="1040"/>
           </w:tcPr>
           <w:p>
             <w:pPr>
@@ -9665,13 +9864,13 @@
                 <w:i w:val="0"/>
                 <w:sz w:val="15"/>
               </w:rPr>
-              <w:t>12.671</w:t>
-            </w:r>
-          </w:p>
-        </w:tc>
-        <w:tc>
-          <w:tcPr>
-            <w:tcW w:type="dxa" w:w="1110"/>
+              <w:t>23</w:t>
+            </w:r>
+          </w:p>
+        </w:tc>
+        <w:tc>
+          <w:tcPr>
+            <w:tcW w:type="dxa" w:w="1040"/>
           </w:tcPr>
           <w:p>
             <w:pPr>
@@ -9684,7 +9883,26 @@
                 <w:i w:val="0"/>
                 <w:sz w:val="15"/>
               </w:rPr>
-              <w:t>97,80%</w:t>
+              <w:t>167.236</w:t>
+            </w:r>
+          </w:p>
+        </w:tc>
+        <w:tc>
+          <w:tcPr>
+            <w:tcW w:type="dxa" w:w="1040"/>
+          </w:tcPr>
+          <w:p>
+            <w:pPr>
+              <w:spacing w:after="0" w:line="240" w:lineRule="auto"/>
+            </w:pPr>
+            <w:r/>
+            <w:r>
+              <w:rPr>
+                <w:rFonts w:ascii="Calibri" w:hAnsi="Calibri" w:eastAsia="Calibri"/>
+                <w:i w:val="0"/>
+                <w:sz w:val="15"/>
+              </w:rPr>
+              <w:t>79,20%</w:t>
             </w:r>
           </w:p>
         </w:tc>
@@ -9692,7 +9910,7 @@
       <w:tr>
         <w:tc>
           <w:tcPr>
-            <w:tcW w:type="dxa" w:w="1500"/>
+            <w:tcW w:type="dxa" w:w="1040"/>
           </w:tcPr>
           <w:p>
             <w:pPr>
@@ -9711,7 +9929,7 @@
         </w:tc>
         <w:tc>
           <w:tcPr>
-            <w:tcW w:type="dxa" w:w="1000"/>
+            <w:tcW w:type="dxa" w:w="1040"/>
           </w:tcPr>
           <w:p>
             <w:pPr>
@@ -9730,7 +9948,7 @@
         </w:tc>
         <w:tc>
           <w:tcPr>
-            <w:tcW w:type="dxa" w:w="1000"/>
+            <w:tcW w:type="dxa" w:w="1040"/>
           </w:tcPr>
           <w:p>
             <w:pPr>
@@ -9743,13 +9961,13 @@
                 <w:i w:val="0"/>
                 <w:sz w:val="15"/>
               </w:rPr>
-              <w:t>463</w:t>
-            </w:r>
-          </w:p>
-        </w:tc>
-        <w:tc>
-          <w:tcPr>
-            <w:tcW w:type="dxa" w:w="1300"/>
+              <w:t>417</w:t>
+            </w:r>
+          </w:p>
+        </w:tc>
+        <w:tc>
+          <w:tcPr>
+            <w:tcW w:type="dxa" w:w="1040"/>
           </w:tcPr>
           <w:p>
             <w:pPr>
@@ -9762,13 +9980,13 @@
                 <w:i w:val="0"/>
                 <w:sz w:val="15"/>
               </w:rPr>
-              <w:t>37</w:t>
-            </w:r>
-          </w:p>
-        </w:tc>
-        <w:tc>
-          <w:tcPr>
-            <w:tcW w:type="dxa" w:w="1250"/>
+              <w:t>83</w:t>
+            </w:r>
+          </w:p>
+        </w:tc>
+        <w:tc>
+          <w:tcPr>
+            <w:tcW w:type="dxa" w:w="1040"/>
           </w:tcPr>
           <w:p>
             <w:pPr>
@@ -9781,13 +9999,13 @@
                 <w:i w:val="0"/>
                 <w:sz w:val="15"/>
               </w:rPr>
-              <w:t>1</w:t>
-            </w:r>
-          </w:p>
-        </w:tc>
-        <w:tc>
-          <w:tcPr>
-            <w:tcW w:type="dxa" w:w="900"/>
+              <w:t>83</w:t>
+            </w:r>
+          </w:p>
+        </w:tc>
+        <w:tc>
+          <w:tcPr>
+            <w:tcW w:type="dxa" w:w="1040"/>
           </w:tcPr>
           <w:p>
             <w:pPr>
@@ -9800,13 +10018,13 @@
                 <w:i w:val="0"/>
                 <w:sz w:val="15"/>
               </w:rPr>
-              <w:t>4</w:t>
-            </w:r>
-          </w:p>
-        </w:tc>
-        <w:tc>
-          <w:tcPr>
-            <w:tcW w:type="dxa" w:w="1300"/>
+              <w:t>60</w:t>
+            </w:r>
+          </w:p>
+        </w:tc>
+        <w:tc>
+          <w:tcPr>
+            <w:tcW w:type="dxa" w:w="1040"/>
           </w:tcPr>
           <w:p>
             <w:pPr>
@@ -9819,13 +10037,13 @@
                 <w:i w:val="0"/>
                 <w:sz w:val="15"/>
               </w:rPr>
-              <w:t>43.798</w:t>
-            </w:r>
-          </w:p>
-        </w:tc>
-        <w:tc>
-          <w:tcPr>
-            <w:tcW w:type="dxa" w:w="1110"/>
+              <w:t>11</w:t>
+            </w:r>
+          </w:p>
+        </w:tc>
+        <w:tc>
+          <w:tcPr>
+            <w:tcW w:type="dxa" w:w="1040"/>
           </w:tcPr>
           <w:p>
             <w:pPr>
@@ -9838,7 +10056,26 @@
                 <w:i w:val="0"/>
                 <w:sz w:val="15"/>
               </w:rPr>
-              <w:t>92,60%</w:t>
+              <w:t>137.057</w:t>
+            </w:r>
+          </w:p>
+        </w:tc>
+        <w:tc>
+          <w:tcPr>
+            <w:tcW w:type="dxa" w:w="1040"/>
+          </w:tcPr>
+          <w:p>
+            <w:pPr>
+              <w:spacing w:after="0" w:line="240" w:lineRule="auto"/>
+            </w:pPr>
+            <w:r/>
+            <w:r>
+              <w:rPr>
+                <w:rFonts w:ascii="Calibri" w:hAnsi="Calibri" w:eastAsia="Calibri"/>
+                <w:i w:val="0"/>
+                <w:sz w:val="15"/>
+              </w:rPr>
+              <w:t>83,40%</w:t>
             </w:r>
           </w:p>
         </w:tc>
@@ -9846,7 +10083,7 @@
       <w:tr>
         <w:tc>
           <w:tcPr>
-            <w:tcW w:type="dxa" w:w="1500"/>
+            <w:tcW w:type="dxa" w:w="1040"/>
           </w:tcPr>
           <w:p>
             <w:pPr>
@@ -9865,7 +10102,7 @@
         </w:tc>
         <w:tc>
           <w:tcPr>
-            <w:tcW w:type="dxa" w:w="1000"/>
+            <w:tcW w:type="dxa" w:w="1040"/>
           </w:tcPr>
           <w:p>
             <w:pPr>
@@ -9884,7 +10121,7 @@
         </w:tc>
         <w:tc>
           <w:tcPr>
-            <w:tcW w:type="dxa" w:w="1000"/>
+            <w:tcW w:type="dxa" w:w="1040"/>
           </w:tcPr>
           <w:p>
             <w:pPr>
@@ -9897,13 +10134,13 @@
                 <w:i w:val="0"/>
                 <w:sz w:val="15"/>
               </w:rPr>
-              <w:t>476</w:t>
-            </w:r>
-          </w:p>
-        </w:tc>
-        <w:tc>
-          <w:tcPr>
-            <w:tcW w:type="dxa" w:w="1300"/>
+              <w:t>426</w:t>
+            </w:r>
+          </w:p>
+        </w:tc>
+        <w:tc>
+          <w:tcPr>
+            <w:tcW w:type="dxa" w:w="1040"/>
           </w:tcPr>
           <w:p>
             <w:pPr>
@@ -9916,13 +10153,13 @@
                 <w:i w:val="0"/>
                 <w:sz w:val="15"/>
               </w:rPr>
-              <w:t>24</w:t>
-            </w:r>
-          </w:p>
-        </w:tc>
-        <w:tc>
-          <w:tcPr>
-            <w:tcW w:type="dxa" w:w="1250"/>
+              <w:t>74</w:t>
+            </w:r>
+          </w:p>
+        </w:tc>
+        <w:tc>
+          <w:tcPr>
+            <w:tcW w:type="dxa" w:w="1040"/>
           </w:tcPr>
           <w:p>
             <w:pPr>
@@ -9935,13 +10172,13 @@
                 <w:i w:val="0"/>
                 <w:sz w:val="15"/>
               </w:rPr>
-              <w:t>0</w:t>
-            </w:r>
-          </w:p>
-        </w:tc>
-        <w:tc>
-          <w:tcPr>
-            <w:tcW w:type="dxa" w:w="900"/>
+              <w:t>62</w:t>
+            </w:r>
+          </w:p>
+        </w:tc>
+        <w:tc>
+          <w:tcPr>
+            <w:tcW w:type="dxa" w:w="1040"/>
           </w:tcPr>
           <w:p>
             <w:pPr>
@@ -9954,13 +10191,13 @@
                 <w:i w:val="0"/>
                 <w:sz w:val="15"/>
               </w:rPr>
-              <w:t>0</w:t>
-            </w:r>
-          </w:p>
-        </w:tc>
-        <w:tc>
-          <w:tcPr>
-            <w:tcW w:type="dxa" w:w="1300"/>
+              <w:t>40</w:t>
+            </w:r>
+          </w:p>
+        </w:tc>
+        <w:tc>
+          <w:tcPr>
+            <w:tcW w:type="dxa" w:w="1040"/>
           </w:tcPr>
           <w:p>
             <w:pPr>
@@ -9973,13 +10210,13 @@
                 <w:i w:val="0"/>
                 <w:sz w:val="15"/>
               </w:rPr>
-              <w:t>28.096</w:t>
-            </w:r>
-          </w:p>
-        </w:tc>
-        <w:tc>
-          <w:tcPr>
-            <w:tcW w:type="dxa" w:w="1110"/>
+              <w:t>13</w:t>
+            </w:r>
+          </w:p>
+        </w:tc>
+        <w:tc>
+          <w:tcPr>
+            <w:tcW w:type="dxa" w:w="1040"/>
           </w:tcPr>
           <w:p>
             <w:pPr>
@@ -9992,7 +10229,26 @@
                 <w:i w:val="0"/>
                 <w:sz w:val="15"/>
               </w:rPr>
-              <w:t>95,20%</w:t>
+              <w:t>104.463</w:t>
+            </w:r>
+          </w:p>
+        </w:tc>
+        <w:tc>
+          <w:tcPr>
+            <w:tcW w:type="dxa" w:w="1040"/>
+          </w:tcPr>
+          <w:p>
+            <w:pPr>
+              <w:spacing w:after="0" w:line="240" w:lineRule="auto"/>
+            </w:pPr>
+            <w:r/>
+            <w:r>
+              <w:rPr>
+                <w:rFonts w:ascii="Calibri" w:hAnsi="Calibri" w:eastAsia="Calibri"/>
+                <w:i w:val="0"/>
+                <w:sz w:val="15"/>
+              </w:rPr>
+              <w:t>85,20%</w:t>
             </w:r>
           </w:p>
         </w:tc>
@@ -10000,7 +10256,7 @@
       <w:tr>
         <w:tc>
           <w:tcPr>
-            <w:tcW w:type="dxa" w:w="1500"/>
+            <w:tcW w:type="dxa" w:w="1040"/>
           </w:tcPr>
           <w:p>
             <w:pPr>
@@ -10019,7 +10275,7 @@
         </w:tc>
         <w:tc>
           <w:tcPr>
-            <w:tcW w:type="dxa" w:w="1000"/>
+            <w:tcW w:type="dxa" w:w="1040"/>
           </w:tcPr>
           <w:p>
             <w:pPr>
@@ -10038,7 +10294,7 @@
         </w:tc>
         <w:tc>
           <w:tcPr>
-            <w:tcW w:type="dxa" w:w="1000"/>
+            <w:tcW w:type="dxa" w:w="1040"/>
           </w:tcPr>
           <w:p>
             <w:pPr>
@@ -10051,13 +10307,13 @@
                 <w:i w:val="0"/>
                 <w:sz w:val="15"/>
               </w:rPr>
-              <w:t>482</w:t>
-            </w:r>
-          </w:p>
-        </w:tc>
-        <w:tc>
-          <w:tcPr>
-            <w:tcW w:type="dxa" w:w="1300"/>
+              <w:t>427</w:t>
+            </w:r>
+          </w:p>
+        </w:tc>
+        <w:tc>
+          <w:tcPr>
+            <w:tcW w:type="dxa" w:w="1040"/>
           </w:tcPr>
           <w:p>
             <w:pPr>
@@ -10070,13 +10326,13 @@
                 <w:i w:val="0"/>
                 <w:sz w:val="15"/>
               </w:rPr>
-              <w:t>18</w:t>
-            </w:r>
-          </w:p>
-        </w:tc>
-        <w:tc>
-          <w:tcPr>
-            <w:tcW w:type="dxa" w:w="1250"/>
+              <w:t>73</w:t>
+            </w:r>
+          </w:p>
+        </w:tc>
+        <w:tc>
+          <w:tcPr>
+            <w:tcW w:type="dxa" w:w="1040"/>
           </w:tcPr>
           <w:p>
             <w:pPr>
@@ -10089,13 +10345,13 @@
                 <w:i w:val="0"/>
                 <w:sz w:val="15"/>
               </w:rPr>
-              <w:t>0</w:t>
-            </w:r>
-          </w:p>
-        </w:tc>
-        <w:tc>
-          <w:tcPr>
-            <w:tcW w:type="dxa" w:w="900"/>
+              <w:t>73</w:t>
+            </w:r>
+          </w:p>
+        </w:tc>
+        <w:tc>
+          <w:tcPr>
+            <w:tcW w:type="dxa" w:w="1040"/>
           </w:tcPr>
           <w:p>
             <w:pPr>
@@ -10108,13 +10364,13 @@
                 <w:i w:val="0"/>
                 <w:sz w:val="15"/>
               </w:rPr>
-              <w:t>1</w:t>
-            </w:r>
-          </w:p>
-        </w:tc>
-        <w:tc>
-          <w:tcPr>
-            <w:tcW w:type="dxa" w:w="1300"/>
+              <w:t>58</w:t>
+            </w:r>
+          </w:p>
+        </w:tc>
+        <w:tc>
+          <w:tcPr>
+            <w:tcW w:type="dxa" w:w="1040"/>
           </w:tcPr>
           <w:p>
             <w:pPr>
@@ -10127,13 +10383,13 @@
                 <w:i w:val="0"/>
                 <w:sz w:val="15"/>
               </w:rPr>
-              <w:t>21.776</w:t>
-            </w:r>
-          </w:p>
-        </w:tc>
-        <w:tc>
-          <w:tcPr>
-            <w:tcW w:type="dxa" w:w="1110"/>
+              <w:t>2</w:t>
+            </w:r>
+          </w:p>
+        </w:tc>
+        <w:tc>
+          <w:tcPr>
+            <w:tcW w:type="dxa" w:w="1040"/>
           </w:tcPr>
           <w:p>
             <w:pPr>
@@ -10146,7 +10402,26 @@
                 <w:i w:val="0"/>
                 <w:sz w:val="15"/>
               </w:rPr>
-              <w:t>96,40%</w:t>
+              <w:t>136.072</w:t>
+            </w:r>
+          </w:p>
+        </w:tc>
+        <w:tc>
+          <w:tcPr>
+            <w:tcW w:type="dxa" w:w="1040"/>
+          </w:tcPr>
+          <w:p>
+            <w:pPr>
+              <w:spacing w:after="0" w:line="240" w:lineRule="auto"/>
+            </w:pPr>
+            <w:r/>
+            <w:r>
+              <w:rPr>
+                <w:rFonts w:ascii="Calibri" w:hAnsi="Calibri" w:eastAsia="Calibri"/>
+                <w:i w:val="0"/>
+                <w:sz w:val="15"/>
+              </w:rPr>
+              <w:t>85,40%</w:t>
             </w:r>
           </w:p>
         </w:tc>
@@ -10154,7 +10429,7 @@
       <w:tr>
         <w:tc>
           <w:tcPr>
-            <w:tcW w:type="dxa" w:w="1500"/>
+            <w:tcW w:type="dxa" w:w="1040"/>
           </w:tcPr>
           <w:p>
             <w:pPr>
@@ -10173,7 +10448,7 @@
         </w:tc>
         <w:tc>
           <w:tcPr>
-            <w:tcW w:type="dxa" w:w="1000"/>
+            <w:tcW w:type="dxa" w:w="1040"/>
           </w:tcPr>
           <w:p>
             <w:pPr>
@@ -10192,7 +10467,7 @@
         </w:tc>
         <w:tc>
           <w:tcPr>
-            <w:tcW w:type="dxa" w:w="1000"/>
+            <w:tcW w:type="dxa" w:w="1040"/>
           </w:tcPr>
           <w:p>
             <w:pPr>
@@ -10205,13 +10480,13 @@
                 <w:i w:val="0"/>
                 <w:sz w:val="15"/>
               </w:rPr>
-              <w:t>469</w:t>
-            </w:r>
-          </w:p>
-        </w:tc>
-        <w:tc>
-          <w:tcPr>
-            <w:tcW w:type="dxa" w:w="1300"/>
+              <w:t>418</w:t>
+            </w:r>
+          </w:p>
+        </w:tc>
+        <w:tc>
+          <w:tcPr>
+            <w:tcW w:type="dxa" w:w="1040"/>
           </w:tcPr>
           <w:p>
             <w:pPr>
@@ -10224,13 +10499,13 @@
                 <w:i w:val="0"/>
                 <w:sz w:val="15"/>
               </w:rPr>
-              <w:t>31</w:t>
-            </w:r>
-          </w:p>
-        </w:tc>
-        <w:tc>
-          <w:tcPr>
-            <w:tcW w:type="dxa" w:w="1250"/>
+              <w:t>82</w:t>
+            </w:r>
+          </w:p>
+        </w:tc>
+        <w:tc>
+          <w:tcPr>
+            <w:tcW w:type="dxa" w:w="1040"/>
           </w:tcPr>
           <w:p>
             <w:pPr>
@@ -10243,13 +10518,13 @@
                 <w:i w:val="0"/>
                 <w:sz w:val="15"/>
               </w:rPr>
-              <w:t>0</w:t>
-            </w:r>
-          </w:p>
-        </w:tc>
-        <w:tc>
-          <w:tcPr>
-            <w:tcW w:type="dxa" w:w="900"/>
+              <w:t>82</w:t>
+            </w:r>
+          </w:p>
+        </w:tc>
+        <w:tc>
+          <w:tcPr>
+            <w:tcW w:type="dxa" w:w="1040"/>
           </w:tcPr>
           <w:p>
             <w:pPr>
@@ -10262,13 +10537,32 @@
                 <w:i w:val="0"/>
                 <w:sz w:val="15"/>
               </w:rPr>
+              <w:t>67</w:t>
+            </w:r>
+          </w:p>
+        </w:tc>
+        <w:tc>
+          <w:tcPr>
+            <w:tcW w:type="dxa" w:w="1040"/>
+          </w:tcPr>
+          <w:p>
+            <w:pPr>
+              <w:spacing w:after="0" w:line="240" w:lineRule="auto"/>
+            </w:pPr>
+            <w:r/>
+            <w:r>
+              <w:rPr>
+                <w:rFonts w:ascii="Calibri" w:hAnsi="Calibri" w:eastAsia="Calibri"/>
+                <w:i w:val="0"/>
+                <w:sz w:val="15"/>
+              </w:rPr>
               <w:t>3</w:t>
             </w:r>
           </w:p>
         </w:tc>
         <w:tc>
           <w:tcPr>
-            <w:tcW w:type="dxa" w:w="1300"/>
+            <w:tcW w:type="dxa" w:w="1040"/>
           </w:tcPr>
           <w:p>
             <w:pPr>
@@ -10281,13 +10575,13 @@
                 <w:i w:val="0"/>
                 <w:sz w:val="15"/>
               </w:rPr>
-              <w:t>36.888</w:t>
-            </w:r>
-          </w:p>
-        </w:tc>
-        <w:tc>
-          <w:tcPr>
-            <w:tcW w:type="dxa" w:w="1110"/>
+              <w:t>154.403</w:t>
+            </w:r>
+          </w:p>
+        </w:tc>
+        <w:tc>
+          <w:tcPr>
+            <w:tcW w:type="dxa" w:w="1040"/>
           </w:tcPr>
           <w:p>
             <w:pPr>
@@ -10300,7 +10594,7 @@
                 <w:i w:val="0"/>
                 <w:sz w:val="15"/>
               </w:rPr>
-              <w:t>93,80%</w:t>
+              <w:t>83,60%</w:t>
             </w:r>
           </w:p>
         </w:tc>
@@ -10308,7 +10602,7 @@
       <w:tr>
         <w:tc>
           <w:tcPr>
-            <w:tcW w:type="dxa" w:w="1500"/>
+            <w:tcW w:type="dxa" w:w="1040"/>
           </w:tcPr>
           <w:p>
             <w:pPr>
@@ -10327,7 +10621,7 @@
         </w:tc>
         <w:tc>
           <w:tcPr>
-            <w:tcW w:type="dxa" w:w="1000"/>
+            <w:tcW w:type="dxa" w:w="1040"/>
           </w:tcPr>
           <w:p>
             <w:pPr>
@@ -10346,7 +10640,7 @@
         </w:tc>
         <w:tc>
           <w:tcPr>
-            <w:tcW w:type="dxa" w:w="1000"/>
+            <w:tcW w:type="dxa" w:w="1040"/>
           </w:tcPr>
           <w:p>
             <w:pPr>
@@ -10359,13 +10653,13 @@
                 <w:i w:val="0"/>
                 <w:sz w:val="15"/>
               </w:rPr>
-              <w:t>489</w:t>
-            </w:r>
-          </w:p>
-        </w:tc>
-        <w:tc>
-          <w:tcPr>
-            <w:tcW w:type="dxa" w:w="1300"/>
+              <w:t>417</w:t>
+            </w:r>
+          </w:p>
+        </w:tc>
+        <w:tc>
+          <w:tcPr>
+            <w:tcW w:type="dxa" w:w="1040"/>
           </w:tcPr>
           <w:p>
             <w:pPr>
@@ -10378,13 +10672,13 @@
                 <w:i w:val="0"/>
                 <w:sz w:val="15"/>
               </w:rPr>
-              <w:t>11</w:t>
-            </w:r>
-          </w:p>
-        </w:tc>
-        <w:tc>
-          <w:tcPr>
-            <w:tcW w:type="dxa" w:w="1250"/>
+              <w:t>83</w:t>
+            </w:r>
+          </w:p>
+        </w:tc>
+        <w:tc>
+          <w:tcPr>
+            <w:tcW w:type="dxa" w:w="1040"/>
           </w:tcPr>
           <w:p>
             <w:pPr>
@@ -10397,13 +10691,13 @@
                 <w:i w:val="0"/>
                 <w:sz w:val="15"/>
               </w:rPr>
-              <w:t>0</w:t>
-            </w:r>
-          </w:p>
-        </w:tc>
-        <w:tc>
-          <w:tcPr>
-            <w:tcW w:type="dxa" w:w="900"/>
+              <w:t>82</w:t>
+            </w:r>
+          </w:p>
+        </w:tc>
+        <w:tc>
+          <w:tcPr>
+            <w:tcW w:type="dxa" w:w="1040"/>
           </w:tcPr>
           <w:p>
             <w:pPr>
@@ -10416,13 +10710,13 @@
                 <w:i w:val="0"/>
                 <w:sz w:val="15"/>
               </w:rPr>
-              <w:t>0</w:t>
-            </w:r>
-          </w:p>
-        </w:tc>
-        <w:tc>
-          <w:tcPr>
-            <w:tcW w:type="dxa" w:w="1300"/>
+              <w:t>50</w:t>
+            </w:r>
+          </w:p>
+        </w:tc>
+        <w:tc>
+          <w:tcPr>
+            <w:tcW w:type="dxa" w:w="1040"/>
           </w:tcPr>
           <w:p>
             <w:pPr>
@@ -10435,13 +10729,13 @@
                 <w:i w:val="0"/>
                 <w:sz w:val="15"/>
               </w:rPr>
-              <w:t>13.518</w:t>
-            </w:r>
-          </w:p>
-        </w:tc>
-        <w:tc>
-          <w:tcPr>
-            <w:tcW w:type="dxa" w:w="1110"/>
+              <w:t>9</w:t>
+            </w:r>
+          </w:p>
+        </w:tc>
+        <w:tc>
+          <w:tcPr>
+            <w:tcW w:type="dxa" w:w="1040"/>
           </w:tcPr>
           <w:p>
             <w:pPr>
@@ -10454,7 +10748,26 @@
                 <w:i w:val="0"/>
                 <w:sz w:val="15"/>
               </w:rPr>
-              <w:t>97,80%</w:t>
+              <w:t>150.054</w:t>
+            </w:r>
+          </w:p>
+        </w:tc>
+        <w:tc>
+          <w:tcPr>
+            <w:tcW w:type="dxa" w:w="1040"/>
+          </w:tcPr>
+          <w:p>
+            <w:pPr>
+              <w:spacing w:after="0" w:line="240" w:lineRule="auto"/>
+            </w:pPr>
+            <w:r/>
+            <w:r>
+              <w:rPr>
+                <w:rFonts w:ascii="Calibri" w:hAnsi="Calibri" w:eastAsia="Calibri"/>
+                <w:i w:val="0"/>
+                <w:sz w:val="15"/>
+              </w:rPr>
+              <w:t>83,40%</w:t>
             </w:r>
           </w:p>
         </w:tc>
@@ -10462,7 +10775,7 @@
       <w:tr>
         <w:tc>
           <w:tcPr>
-            <w:tcW w:type="dxa" w:w="1500"/>
+            <w:tcW w:type="dxa" w:w="1040"/>
           </w:tcPr>
           <w:p>
             <w:pPr>
@@ -10481,7 +10794,7 @@
         </w:tc>
         <w:tc>
           <w:tcPr>
-            <w:tcW w:type="dxa" w:w="1000"/>
+            <w:tcW w:type="dxa" w:w="1040"/>
           </w:tcPr>
           <w:p>
             <w:pPr>
@@ -10500,7 +10813,7 @@
         </w:tc>
         <w:tc>
           <w:tcPr>
-            <w:tcW w:type="dxa" w:w="1000"/>
+            <w:tcW w:type="dxa" w:w="1040"/>
           </w:tcPr>
           <w:p>
             <w:pPr>
@@ -10513,13 +10826,13 @@
                 <w:i w:val="0"/>
                 <w:sz w:val="15"/>
               </w:rPr>
-              <w:t>460</w:t>
-            </w:r>
-          </w:p>
-        </w:tc>
-        <w:tc>
-          <w:tcPr>
-            <w:tcW w:type="dxa" w:w="1300"/>
+              <w:t>423</w:t>
+            </w:r>
+          </w:p>
+        </w:tc>
+        <w:tc>
+          <w:tcPr>
+            <w:tcW w:type="dxa" w:w="1040"/>
           </w:tcPr>
           <w:p>
             <w:pPr>
@@ -10532,13 +10845,13 @@
                 <w:i w:val="0"/>
                 <w:sz w:val="15"/>
               </w:rPr>
-              <w:t>40</w:t>
-            </w:r>
-          </w:p>
-        </w:tc>
-        <w:tc>
-          <w:tcPr>
-            <w:tcW w:type="dxa" w:w="1250"/>
+              <w:t>77</w:t>
+            </w:r>
+          </w:p>
+        </w:tc>
+        <w:tc>
+          <w:tcPr>
+            <w:tcW w:type="dxa" w:w="1040"/>
           </w:tcPr>
           <w:p>
             <w:pPr>
@@ -10551,13 +10864,13 @@
                 <w:i w:val="0"/>
                 <w:sz w:val="15"/>
               </w:rPr>
-              <w:t>4</w:t>
-            </w:r>
-          </w:p>
-        </w:tc>
-        <w:tc>
-          <w:tcPr>
-            <w:tcW w:type="dxa" w:w="900"/>
+              <w:t>77</w:t>
+            </w:r>
+          </w:p>
+        </w:tc>
+        <w:tc>
+          <w:tcPr>
+            <w:tcW w:type="dxa" w:w="1040"/>
           </w:tcPr>
           <w:p>
             <w:pPr>
@@ -10570,13 +10883,13 @@
                 <w:i w:val="0"/>
                 <w:sz w:val="15"/>
               </w:rPr>
-              <w:t>4</w:t>
-            </w:r>
-          </w:p>
-        </w:tc>
-        <w:tc>
-          <w:tcPr>
-            <w:tcW w:type="dxa" w:w="1300"/>
+              <w:t>63</w:t>
+            </w:r>
+          </w:p>
+        </w:tc>
+        <w:tc>
+          <w:tcPr>
+            <w:tcW w:type="dxa" w:w="1040"/>
           </w:tcPr>
           <w:p>
             <w:pPr>
@@ -10589,13 +10902,13 @@
                 <w:i w:val="0"/>
                 <w:sz w:val="15"/>
               </w:rPr>
-              <w:t>48.026</w:t>
-            </w:r>
-          </w:p>
-        </w:tc>
-        <w:tc>
-          <w:tcPr>
-            <w:tcW w:type="dxa" w:w="1110"/>
+              <w:t>3</w:t>
+            </w:r>
+          </w:p>
+        </w:tc>
+        <w:tc>
+          <w:tcPr>
+            <w:tcW w:type="dxa" w:w="1040"/>
           </w:tcPr>
           <w:p>
             <w:pPr>
@@ -10608,7 +10921,26 @@
                 <w:i w:val="0"/>
                 <w:sz w:val="15"/>
               </w:rPr>
-              <w:t>92,00%</w:t>
+              <w:t>145.378</w:t>
+            </w:r>
+          </w:p>
+        </w:tc>
+        <w:tc>
+          <w:tcPr>
+            <w:tcW w:type="dxa" w:w="1040"/>
+          </w:tcPr>
+          <w:p>
+            <w:pPr>
+              <w:spacing w:after="0" w:line="240" w:lineRule="auto"/>
+            </w:pPr>
+            <w:r/>
+            <w:r>
+              <w:rPr>
+                <w:rFonts w:ascii="Calibri" w:hAnsi="Calibri" w:eastAsia="Calibri"/>
+                <w:i w:val="0"/>
+                <w:sz w:val="15"/>
+              </w:rPr>
+              <w:t>84,60%</w:t>
             </w:r>
           </w:p>
         </w:tc>
@@ -10616,7 +10948,7 @@
       <w:tr>
         <w:tc>
           <w:tcPr>
-            <w:tcW w:type="dxa" w:w="1500"/>
+            <w:tcW w:type="dxa" w:w="1040"/>
           </w:tcPr>
           <w:p>
             <w:pPr>
@@ -10635,7 +10967,7 @@
         </w:tc>
         <w:tc>
           <w:tcPr>
-            <w:tcW w:type="dxa" w:w="1000"/>
+            <w:tcW w:type="dxa" w:w="1040"/>
           </w:tcPr>
           <w:p>
             <w:pPr>
@@ -10654,7 +10986,7 @@
         </w:tc>
         <w:tc>
           <w:tcPr>
-            <w:tcW w:type="dxa" w:w="1000"/>
+            <w:tcW w:type="dxa" w:w="1040"/>
           </w:tcPr>
           <w:p>
             <w:pPr>
@@ -10667,13 +10999,13 @@
                 <w:i w:val="0"/>
                 <w:sz w:val="15"/>
               </w:rPr>
-              <w:t>475</w:t>
-            </w:r>
-          </w:p>
-        </w:tc>
-        <w:tc>
-          <w:tcPr>
-            <w:tcW w:type="dxa" w:w="1300"/>
+              <w:t>397</w:t>
+            </w:r>
+          </w:p>
+        </w:tc>
+        <w:tc>
+          <w:tcPr>
+            <w:tcW w:type="dxa" w:w="1040"/>
           </w:tcPr>
           <w:p>
             <w:pPr>
@@ -10686,13 +11018,13 @@
                 <w:i w:val="0"/>
                 <w:sz w:val="15"/>
               </w:rPr>
-              <w:t>25</w:t>
-            </w:r>
-          </w:p>
-        </w:tc>
-        <w:tc>
-          <w:tcPr>
-            <w:tcW w:type="dxa" w:w="1250"/>
+              <w:t>103</w:t>
+            </w:r>
+          </w:p>
+        </w:tc>
+        <w:tc>
+          <w:tcPr>
+            <w:tcW w:type="dxa" w:w="1040"/>
           </w:tcPr>
           <w:p>
             <w:pPr>
@@ -10705,13 +11037,13 @@
                 <w:i w:val="0"/>
                 <w:sz w:val="15"/>
               </w:rPr>
-              <w:t>1</w:t>
-            </w:r>
-          </w:p>
-        </w:tc>
-        <w:tc>
-          <w:tcPr>
-            <w:tcW w:type="dxa" w:w="900"/>
+              <w:t>102</w:t>
+            </w:r>
+          </w:p>
+        </w:tc>
+        <w:tc>
+          <w:tcPr>
+            <w:tcW w:type="dxa" w:w="1040"/>
           </w:tcPr>
           <w:p>
             <w:pPr>
@@ -10724,13 +11056,13 @@
                 <w:i w:val="0"/>
                 <w:sz w:val="15"/>
               </w:rPr>
-              <w:t>4</w:t>
-            </w:r>
-          </w:p>
-        </w:tc>
-        <w:tc>
-          <w:tcPr>
-            <w:tcW w:type="dxa" w:w="1300"/>
+              <w:t>72</w:t>
+            </w:r>
+          </w:p>
+        </w:tc>
+        <w:tc>
+          <w:tcPr>
+            <w:tcW w:type="dxa" w:w="1040"/>
           </w:tcPr>
           <w:p>
             <w:pPr>
@@ -10743,13 +11075,13 @@
                 <w:i w:val="0"/>
                 <w:sz w:val="15"/>
               </w:rPr>
-              <w:t>29.362</w:t>
-            </w:r>
-          </w:p>
-        </w:tc>
-        <w:tc>
-          <w:tcPr>
-            <w:tcW w:type="dxa" w:w="1110"/>
+              <w:t>9</w:t>
+            </w:r>
+          </w:p>
+        </w:tc>
+        <w:tc>
+          <w:tcPr>
+            <w:tcW w:type="dxa" w:w="1040"/>
           </w:tcPr>
           <w:p>
             <w:pPr>
@@ -10762,7 +11094,26 @@
                 <w:i w:val="0"/>
                 <w:sz w:val="15"/>
               </w:rPr>
-              <w:t>95,00%</w:t>
+              <w:t>190.018</w:t>
+            </w:r>
+          </w:p>
+        </w:tc>
+        <w:tc>
+          <w:tcPr>
+            <w:tcW w:type="dxa" w:w="1040"/>
+          </w:tcPr>
+          <w:p>
+            <w:pPr>
+              <w:spacing w:after="0" w:line="240" w:lineRule="auto"/>
+            </w:pPr>
+            <w:r/>
+            <w:r>
+              <w:rPr>
+                <w:rFonts w:ascii="Calibri" w:hAnsi="Calibri" w:eastAsia="Calibri"/>
+                <w:i w:val="0"/>
+                <w:sz w:val="15"/>
+              </w:rPr>
+              <w:t>79,40%</w:t>
             </w:r>
           </w:p>
         </w:tc>
@@ -10770,7 +11121,7 @@
       <w:tr>
         <w:tc>
           <w:tcPr>
-            <w:tcW w:type="dxa" w:w="1500"/>
+            <w:tcW w:type="dxa" w:w="1040"/>
           </w:tcPr>
           <w:p>
             <w:pPr>
@@ -10789,7 +11140,7 @@
         </w:tc>
         <w:tc>
           <w:tcPr>
-            <w:tcW w:type="dxa" w:w="1000"/>
+            <w:tcW w:type="dxa" w:w="1040"/>
           </w:tcPr>
           <w:p>
             <w:pPr>
@@ -10808,7 +11159,7 @@
         </w:tc>
         <w:tc>
           <w:tcPr>
-            <w:tcW w:type="dxa" w:w="1000"/>
+            <w:tcW w:type="dxa" w:w="1040"/>
           </w:tcPr>
           <w:p>
             <w:pPr>
@@ -10821,13 +11172,13 @@
                 <w:i w:val="0"/>
                 <w:sz w:val="15"/>
               </w:rPr>
-              <w:t>468</w:t>
-            </w:r>
-          </w:p>
-        </w:tc>
-        <w:tc>
-          <w:tcPr>
-            <w:tcW w:type="dxa" w:w="1300"/>
+              <w:t>377</w:t>
+            </w:r>
+          </w:p>
+        </w:tc>
+        <w:tc>
+          <w:tcPr>
+            <w:tcW w:type="dxa" w:w="1040"/>
           </w:tcPr>
           <w:p>
             <w:pPr>
@@ -10840,13 +11191,13 @@
                 <w:i w:val="0"/>
                 <w:sz w:val="15"/>
               </w:rPr>
-              <w:t>32</w:t>
-            </w:r>
-          </w:p>
-        </w:tc>
-        <w:tc>
-          <w:tcPr>
-            <w:tcW w:type="dxa" w:w="1250"/>
+              <w:t>123</w:t>
+            </w:r>
+          </w:p>
+        </w:tc>
+        <w:tc>
+          <w:tcPr>
+            <w:tcW w:type="dxa" w:w="1040"/>
           </w:tcPr>
           <w:p>
             <w:pPr>
@@ -10859,13 +11210,13 @@
                 <w:i w:val="0"/>
                 <w:sz w:val="15"/>
               </w:rPr>
-              <w:t>1</w:t>
-            </w:r>
-          </w:p>
-        </w:tc>
-        <w:tc>
-          <w:tcPr>
-            <w:tcW w:type="dxa" w:w="900"/>
+              <w:t>122</w:t>
+            </w:r>
+          </w:p>
+        </w:tc>
+        <w:tc>
+          <w:tcPr>
+            <w:tcW w:type="dxa" w:w="1040"/>
           </w:tcPr>
           <w:p>
             <w:pPr>
@@ -10878,13 +11229,13 @@
                 <w:i w:val="0"/>
                 <w:sz w:val="15"/>
               </w:rPr>
-              <w:t>5</w:t>
-            </w:r>
-          </w:p>
-        </w:tc>
-        <w:tc>
-          <w:tcPr>
-            <w:tcW w:type="dxa" w:w="1300"/>
+              <w:t>87</w:t>
+            </w:r>
+          </w:p>
+        </w:tc>
+        <w:tc>
+          <w:tcPr>
+            <w:tcW w:type="dxa" w:w="1040"/>
           </w:tcPr>
           <w:p>
             <w:pPr>
@@ -10897,13 +11248,13 @@
                 <w:i w:val="0"/>
                 <w:sz w:val="15"/>
               </w:rPr>
-              <w:t>38.698</w:t>
-            </w:r>
-          </w:p>
-        </w:tc>
-        <w:tc>
-          <w:tcPr>
-            <w:tcW w:type="dxa" w:w="1110"/>
+              <w:t>17</w:t>
+            </w:r>
+          </w:p>
+        </w:tc>
+        <w:tc>
+          <w:tcPr>
+            <w:tcW w:type="dxa" w:w="1040"/>
           </w:tcPr>
           <w:p>
             <w:pPr>
@@ -10916,7 +11267,26 @@
                 <w:i w:val="0"/>
                 <w:sz w:val="15"/>
               </w:rPr>
-              <w:t>93,60%</w:t>
+              <w:t>223.627</w:t>
+            </w:r>
+          </w:p>
+        </w:tc>
+        <w:tc>
+          <w:tcPr>
+            <w:tcW w:type="dxa" w:w="1040"/>
+          </w:tcPr>
+          <w:p>
+            <w:pPr>
+              <w:spacing w:after="0" w:line="240" w:lineRule="auto"/>
+            </w:pPr>
+            <w:r/>
+            <w:r>
+              <w:rPr>
+                <w:rFonts w:ascii="Calibri" w:hAnsi="Calibri" w:eastAsia="Calibri"/>
+                <w:i w:val="0"/>
+                <w:sz w:val="15"/>
+              </w:rPr>
+              <w:t>75,40%</w:t>
             </w:r>
           </w:p>
         </w:tc>
@@ -10924,7 +11294,7 @@
       <w:tr>
         <w:tc>
           <w:tcPr>
-            <w:tcW w:type="dxa" w:w="1500"/>
+            <w:tcW w:type="dxa" w:w="1040"/>
           </w:tcPr>
           <w:p>
             <w:pPr>
@@ -10943,7 +11313,7 @@
         </w:tc>
         <w:tc>
           <w:tcPr>
-            <w:tcW w:type="dxa" w:w="1000"/>
+            <w:tcW w:type="dxa" w:w="1040"/>
           </w:tcPr>
           <w:p>
             <w:pPr>
@@ -10962,7 +11332,7 @@
         </w:tc>
         <w:tc>
           <w:tcPr>
-            <w:tcW w:type="dxa" w:w="1000"/>
+            <w:tcW w:type="dxa" w:w="1040"/>
           </w:tcPr>
           <w:p>
             <w:pPr>
@@ -10975,13 +11345,13 @@
                 <w:i w:val="0"/>
                 <w:sz w:val="15"/>
               </w:rPr>
-              <w:t>471</w:t>
-            </w:r>
-          </w:p>
-        </w:tc>
-        <w:tc>
-          <w:tcPr>
-            <w:tcW w:type="dxa" w:w="1300"/>
+              <w:t>423</w:t>
+            </w:r>
+          </w:p>
+        </w:tc>
+        <w:tc>
+          <w:tcPr>
+            <w:tcW w:type="dxa" w:w="1040"/>
           </w:tcPr>
           <w:p>
             <w:pPr>
@@ -10994,13 +11364,13 @@
                 <w:i w:val="0"/>
                 <w:sz w:val="15"/>
               </w:rPr>
-              <w:t>29</w:t>
-            </w:r>
-          </w:p>
-        </w:tc>
-        <w:tc>
-          <w:tcPr>
-            <w:tcW w:type="dxa" w:w="1250"/>
+              <w:t>77</w:t>
+            </w:r>
+          </w:p>
+        </w:tc>
+        <w:tc>
+          <w:tcPr>
+            <w:tcW w:type="dxa" w:w="1040"/>
           </w:tcPr>
           <w:p>
             <w:pPr>
@@ -11013,13 +11383,13 @@
                 <w:i w:val="0"/>
                 <w:sz w:val="15"/>
               </w:rPr>
-              <w:t>1</w:t>
-            </w:r>
-          </w:p>
-        </w:tc>
-        <w:tc>
-          <w:tcPr>
-            <w:tcW w:type="dxa" w:w="900"/>
+              <w:t>76</w:t>
+            </w:r>
+          </w:p>
+        </w:tc>
+        <w:tc>
+          <w:tcPr>
+            <w:tcW w:type="dxa" w:w="1040"/>
           </w:tcPr>
           <w:p>
             <w:pPr>
@@ -11032,13 +11402,32 @@
                 <w:i w:val="0"/>
                 <w:sz w:val="15"/>
               </w:rPr>
+              <w:t>48</w:t>
+            </w:r>
+          </w:p>
+        </w:tc>
+        <w:tc>
+          <w:tcPr>
+            <w:tcW w:type="dxa" w:w="1040"/>
+          </w:tcPr>
+          <w:p>
+            <w:pPr>
+              <w:spacing w:after="0" w:line="240" w:lineRule="auto"/>
+            </w:pPr>
+            <w:r/>
+            <w:r>
+              <w:rPr>
+                <w:rFonts w:ascii="Calibri" w:hAnsi="Calibri" w:eastAsia="Calibri"/>
+                <w:i w:val="0"/>
+                <w:sz w:val="15"/>
+              </w:rPr>
               <w:t>7</w:t>
             </w:r>
           </w:p>
         </w:tc>
         <w:tc>
           <w:tcPr>
-            <w:tcW w:type="dxa" w:w="1300"/>
+            <w:tcW w:type="dxa" w:w="1040"/>
           </w:tcPr>
           <w:p>
             <w:pPr>
@@ -11051,13 +11440,13 @@
                 <w:i w:val="0"/>
                 <w:sz w:val="15"/>
               </w:rPr>
-              <w:t>33.336</w:t>
-            </w:r>
-          </w:p>
-        </w:tc>
-        <w:tc>
-          <w:tcPr>
-            <w:tcW w:type="dxa" w:w="1110"/>
+              <w:t>141.284</w:t>
+            </w:r>
+          </w:p>
+        </w:tc>
+        <w:tc>
+          <w:tcPr>
+            <w:tcW w:type="dxa" w:w="1040"/>
           </w:tcPr>
           <w:p>
             <w:pPr>
@@ -11070,7 +11459,7 @@
                 <w:i w:val="0"/>
                 <w:sz w:val="15"/>
               </w:rPr>
-              <w:t>94,20%</w:t>
+              <w:t>84,60%</w:t>
             </w:r>
           </w:p>
         </w:tc>
@@ -11078,7 +11467,7 @@
       <w:tr>
         <w:tc>
           <w:tcPr>
-            <w:tcW w:type="dxa" w:w="1500"/>
+            <w:tcW w:type="dxa" w:w="1040"/>
           </w:tcPr>
           <w:p>
             <w:pPr>
@@ -11097,7 +11486,7 @@
         </w:tc>
         <w:tc>
           <w:tcPr>
-            <w:tcW w:type="dxa" w:w="1000"/>
+            <w:tcW w:type="dxa" w:w="1040"/>
           </w:tcPr>
           <w:p>
             <w:pPr>
@@ -11110,13 +11499,13 @@
                 <w:i w:val="0"/>
                 <w:sz w:val="15"/>
               </w:rPr>
-              <w:t>497</w:t>
-            </w:r>
-          </w:p>
-        </w:tc>
-        <w:tc>
-          <w:tcPr>
-            <w:tcW w:type="dxa" w:w="1000"/>
+              <w:t>500</w:t>
+            </w:r>
+          </w:p>
+        </w:tc>
+        <w:tc>
+          <w:tcPr>
+            <w:tcW w:type="dxa" w:w="1040"/>
           </w:tcPr>
           <w:p>
             <w:pPr>
@@ -11129,13 +11518,13 @@
                 <w:i w:val="0"/>
                 <w:sz w:val="15"/>
               </w:rPr>
-              <w:t>468</w:t>
-            </w:r>
-          </w:p>
-        </w:tc>
-        <w:tc>
-          <w:tcPr>
-            <w:tcW w:type="dxa" w:w="1300"/>
+              <w:t>416</w:t>
+            </w:r>
+          </w:p>
+        </w:tc>
+        <w:tc>
+          <w:tcPr>
+            <w:tcW w:type="dxa" w:w="1040"/>
           </w:tcPr>
           <w:p>
             <w:pPr>
@@ -11148,13 +11537,13 @@
                 <w:i w:val="0"/>
                 <w:sz w:val="15"/>
               </w:rPr>
-              <w:t>29</w:t>
-            </w:r>
-          </w:p>
-        </w:tc>
-        <w:tc>
-          <w:tcPr>
-            <w:tcW w:type="dxa" w:w="1250"/>
+              <w:t>84</w:t>
+            </w:r>
+          </w:p>
+        </w:tc>
+        <w:tc>
+          <w:tcPr>
+            <w:tcW w:type="dxa" w:w="1040"/>
           </w:tcPr>
           <w:p>
             <w:pPr>
@@ -11167,13 +11556,13 @@
                 <w:i w:val="0"/>
                 <w:sz w:val="15"/>
               </w:rPr>
-              <w:t>1</w:t>
-            </w:r>
-          </w:p>
-        </w:tc>
-        <w:tc>
-          <w:tcPr>
-            <w:tcW w:type="dxa" w:w="900"/>
+              <w:t>83</w:t>
+            </w:r>
+          </w:p>
+        </w:tc>
+        <w:tc>
+          <w:tcPr>
+            <w:tcW w:type="dxa" w:w="1040"/>
           </w:tcPr>
           <w:p>
             <w:pPr>
@@ -11186,13 +11575,13 @@
                 <w:i w:val="0"/>
                 <w:sz w:val="15"/>
               </w:rPr>
-              <w:t>3</w:t>
-            </w:r>
-          </w:p>
-        </w:tc>
-        <w:tc>
-          <w:tcPr>
-            <w:tcW w:type="dxa" w:w="1300"/>
+              <w:t>57</w:t>
+            </w:r>
+          </w:p>
+        </w:tc>
+        <w:tc>
+          <w:tcPr>
+            <w:tcW w:type="dxa" w:w="1040"/>
           </w:tcPr>
           <w:p>
             <w:pPr>
@@ -11205,13 +11594,13 @@
                 <w:i w:val="0"/>
                 <w:sz w:val="15"/>
               </w:rPr>
-              <w:t>35.065</w:t>
-            </w:r>
-          </w:p>
-        </w:tc>
-        <w:tc>
-          <w:tcPr>
-            <w:tcW w:type="dxa" w:w="1110"/>
+              <w:t>10</w:t>
+            </w:r>
+          </w:p>
+        </w:tc>
+        <w:tc>
+          <w:tcPr>
+            <w:tcW w:type="dxa" w:w="1040"/>
           </w:tcPr>
           <w:p>
             <w:pPr>
@@ -11224,7 +11613,199 @@
                 <w:i w:val="0"/>
                 <w:sz w:val="15"/>
               </w:rPr>
-              <w:t>94,17%</w:t>
+              <w:t>149.283</w:t>
+            </w:r>
+          </w:p>
+        </w:tc>
+        <w:tc>
+          <w:tcPr>
+            <w:tcW w:type="dxa" w:w="1040"/>
+          </w:tcPr>
+          <w:p>
+            <w:pPr>
+              <w:spacing w:after="0" w:line="240" w:lineRule="auto"/>
+            </w:pPr>
+            <w:r/>
+            <w:r>
+              <w:rPr>
+                <w:rFonts w:ascii="Calibri" w:hAnsi="Calibri" w:eastAsia="Calibri"/>
+                <w:i w:val="0"/>
+                <w:sz w:val="15"/>
+              </w:rPr>
+              <w:t>83,20%</w:t>
+            </w:r>
+          </w:p>
+        </w:tc>
+      </w:tr>
+      <w:tr>
+        <w:tc>
+          <w:tcPr>
+            <w:tcW w:type="dxa" w:w="1040"/>
+          </w:tcPr>
+          <w:p>
+            <w:pPr>
+              <w:spacing w:after="0" w:line="240" w:lineRule="auto"/>
+            </w:pPr>
+            <w:r/>
+            <w:r>
+              <w:rPr>
+                <w:rFonts w:ascii="Calibri" w:hAnsi="Calibri" w:eastAsia="Calibri"/>
+                <w:i w:val="0"/>
+                <w:sz w:val="15"/>
+              </w:rPr>
+              <w:t>lote_0015</w:t>
+            </w:r>
+          </w:p>
+        </w:tc>
+        <w:tc>
+          <w:tcPr>
+            <w:tcW w:type="dxa" w:w="1040"/>
+          </w:tcPr>
+          <w:p>
+            <w:pPr>
+              <w:spacing w:after="0" w:line="240" w:lineRule="auto"/>
+            </w:pPr>
+            <w:r/>
+            <w:r>
+              <w:rPr>
+                <w:rFonts w:ascii="Calibri" w:hAnsi="Calibri" w:eastAsia="Calibri"/>
+                <w:i w:val="0"/>
+                <w:sz w:val="15"/>
+              </w:rPr>
+              <w:t>479</w:t>
+            </w:r>
+          </w:p>
+        </w:tc>
+        <w:tc>
+          <w:tcPr>
+            <w:tcW w:type="dxa" w:w="1040"/>
+          </w:tcPr>
+          <w:p>
+            <w:pPr>
+              <w:spacing w:after="0" w:line="240" w:lineRule="auto"/>
+            </w:pPr>
+            <w:r/>
+            <w:r>
+              <w:rPr>
+                <w:rFonts w:ascii="Calibri" w:hAnsi="Calibri" w:eastAsia="Calibri"/>
+                <w:i w:val="0"/>
+                <w:sz w:val="15"/>
+              </w:rPr>
+              <w:t>376</w:t>
+            </w:r>
+          </w:p>
+        </w:tc>
+        <w:tc>
+          <w:tcPr>
+            <w:tcW w:type="dxa" w:w="1040"/>
+          </w:tcPr>
+          <w:p>
+            <w:pPr>
+              <w:spacing w:after="0" w:line="240" w:lineRule="auto"/>
+            </w:pPr>
+            <w:r/>
+            <w:r>
+              <w:rPr>
+                <w:rFonts w:ascii="Calibri" w:hAnsi="Calibri" w:eastAsia="Calibri"/>
+                <w:i w:val="0"/>
+                <w:sz w:val="15"/>
+              </w:rPr>
+              <w:t>103</w:t>
+            </w:r>
+          </w:p>
+        </w:tc>
+        <w:tc>
+          <w:tcPr>
+            <w:tcW w:type="dxa" w:w="1040"/>
+          </w:tcPr>
+          <w:p>
+            <w:pPr>
+              <w:spacing w:after="0" w:line="240" w:lineRule="auto"/>
+            </w:pPr>
+            <w:r/>
+            <w:r>
+              <w:rPr>
+                <w:rFonts w:ascii="Calibri" w:hAnsi="Calibri" w:eastAsia="Calibri"/>
+                <w:i w:val="0"/>
+                <w:sz w:val="15"/>
+              </w:rPr>
+              <w:t>102</w:t>
+            </w:r>
+          </w:p>
+        </w:tc>
+        <w:tc>
+          <w:tcPr>
+            <w:tcW w:type="dxa" w:w="1040"/>
+          </w:tcPr>
+          <w:p>
+            <w:pPr>
+              <w:spacing w:after="0" w:line="240" w:lineRule="auto"/>
+            </w:pPr>
+            <w:r/>
+            <w:r>
+              <w:rPr>
+                <w:rFonts w:ascii="Calibri" w:hAnsi="Calibri" w:eastAsia="Calibri"/>
+                <w:i w:val="0"/>
+                <w:sz w:val="15"/>
+              </w:rPr>
+              <w:t>74</w:t>
+            </w:r>
+          </w:p>
+        </w:tc>
+        <w:tc>
+          <w:tcPr>
+            <w:tcW w:type="dxa" w:w="1040"/>
+          </w:tcPr>
+          <w:p>
+            <w:pPr>
+              <w:spacing w:after="0" w:line="240" w:lineRule="auto"/>
+            </w:pPr>
+            <w:r/>
+            <w:r>
+              <w:rPr>
+                <w:rFonts w:ascii="Calibri" w:hAnsi="Calibri" w:eastAsia="Calibri"/>
+                <w:i w:val="0"/>
+                <w:sz w:val="15"/>
+              </w:rPr>
+              <w:t>14</w:t>
+            </w:r>
+          </w:p>
+        </w:tc>
+        <w:tc>
+          <w:tcPr>
+            <w:tcW w:type="dxa" w:w="1040"/>
+          </w:tcPr>
+          <w:p>
+            <w:pPr>
+              <w:spacing w:after="0" w:line="240" w:lineRule="auto"/>
+            </w:pPr>
+            <w:r/>
+            <w:r>
+              <w:rPr>
+                <w:rFonts w:ascii="Calibri" w:hAnsi="Calibri" w:eastAsia="Calibri"/>
+                <w:i w:val="0"/>
+                <w:sz w:val="15"/>
+              </w:rPr>
+              <w:t>188.591</w:t>
+            </w:r>
+          </w:p>
+        </w:tc>
+        <w:tc>
+          <w:tcPr>
+            <w:tcW w:type="dxa" w:w="1040"/>
+          </w:tcPr>
+          <w:p>
+            <w:pPr>
+              <w:spacing w:after="0" w:line="240" w:lineRule="auto"/>
+            </w:pPr>
+            <w:r/>
+            <w:r>
+              <w:rPr>
+                <w:rFonts w:ascii="Calibri" w:hAnsi="Calibri" w:eastAsia="Calibri"/>
+                <w:i w:val="0"/>
+                <w:sz w:val="15"/>
+              </w:rPr>
+              <w:t>78,50%</w:t>
             </w:r>
           </w:p>
         </w:tc>
@@ -11341,7 +11922,7 @@
                 <w:i w:val="0"/>
                 <w:sz w:val="16"/>
               </w:rPr>
-              <w:t>Regex</w:t>
+              <w:t>WNN</w:t>
             </w:r>
           </w:p>
         </w:tc>
@@ -11518,7 +12099,7 @@
                 <w:i w:val="0"/>
                 <w:sz w:val="15"/>
               </w:rPr>
-              <w:t>trafico_drogas</w:t>
+              <w:t>crime_organizado</w:t>
             </w:r>
           </w:p>
         </w:tc>
@@ -11537,7 +12118,7 @@
                 <w:i w:val="0"/>
                 <w:sz w:val="15"/>
               </w:rPr>
-              <w:t>1.389</w:t>
+              <w:t>2.167</w:t>
             </w:r>
           </w:p>
         </w:tc>
@@ -11556,7 +12137,7 @@
                 <w:i w:val="0"/>
                 <w:sz w:val="15"/>
               </w:rPr>
-              <w:t>4</w:t>
+              <w:t>187</w:t>
             </w:r>
           </w:p>
         </w:tc>
@@ -11651,7 +12232,7 @@
                 <w:i w:val="0"/>
                 <w:sz w:val="15"/>
               </w:rPr>
-              <w:t>1.393</w:t>
+              <w:t>2.354</w:t>
             </w:r>
           </w:p>
         </w:tc>
@@ -11672,7 +12253,7 @@
                 <w:i w:val="0"/>
                 <w:sz w:val="15"/>
               </w:rPr>
-              <w:t>crimes_contra_criancas</w:t>
+              <w:t>crimes_ambientais</w:t>
             </w:r>
           </w:p>
         </w:tc>
@@ -11691,7 +12272,7 @@
                 <w:i w:val="0"/>
                 <w:sz w:val="15"/>
               </w:rPr>
-              <w:t>1.130</w:t>
+              <w:t>1.733</w:t>
             </w:r>
           </w:p>
         </w:tc>
@@ -11710,7 +12291,7 @@
                 <w:i w:val="0"/>
                 <w:sz w:val="15"/>
               </w:rPr>
-              <w:t>3</w:t>
+              <w:t>115</w:t>
             </w:r>
           </w:p>
         </w:tc>
@@ -11805,7 +12386,7 @@
                 <w:i w:val="0"/>
                 <w:sz w:val="15"/>
               </w:rPr>
-              <w:t>1.133</w:t>
+              <w:t>1.848</w:t>
             </w:r>
           </w:p>
         </w:tc>
@@ -11826,7 +12407,7 @@
                 <w:i w:val="0"/>
                 <w:sz w:val="15"/>
               </w:rPr>
-              <w:t>corrupcao_desvio_recursos_publicos</w:t>
+              <w:t>crimes_contra_criancas</w:t>
             </w:r>
           </w:p>
         </w:tc>
@@ -11845,7 +12426,7 @@
                 <w:i w:val="0"/>
                 <w:sz w:val="15"/>
               </w:rPr>
-              <w:t>976</w:t>
+              <w:t>1.158</w:t>
             </w:r>
           </w:p>
         </w:tc>
@@ -11864,7 +12445,7 @@
                 <w:i w:val="0"/>
                 <w:sz w:val="15"/>
               </w:rPr>
-              <w:t>52</w:t>
+              <w:t>62</w:t>
             </w:r>
           </w:p>
         </w:tc>
@@ -11959,7 +12540,7 @@
                 <w:i w:val="0"/>
                 <w:sz w:val="15"/>
               </w:rPr>
-              <w:t>1.028</w:t>
+              <w:t>1.220</w:t>
             </w:r>
           </w:p>
         </w:tc>
@@ -11980,7 +12561,7 @@
                 <w:i w:val="0"/>
                 <w:sz w:val="15"/>
               </w:rPr>
-              <w:t>crime_organizado</w:t>
+              <w:t>corrupcao_desvio_recursos_publicos</w:t>
             </w:r>
           </w:p>
         </w:tc>
@@ -11999,7 +12580,7 @@
                 <w:i w:val="0"/>
                 <w:sz w:val="15"/>
               </w:rPr>
-              <w:t>956</w:t>
+              <w:t>172</w:t>
             </w:r>
           </w:p>
         </w:tc>
@@ -12018,7 +12599,7 @@
                 <w:i w:val="0"/>
                 <w:sz w:val="15"/>
               </w:rPr>
-              <w:t>63</w:t>
+              <w:t>246</w:t>
             </w:r>
           </w:p>
         </w:tc>
@@ -12037,13 +12618,32 @@
                 <w:i w:val="0"/>
                 <w:sz w:val="15"/>
               </w:rPr>
+              <w:t>2</w:t>
+            </w:r>
+          </w:p>
+        </w:tc>
+        <w:tc>
+          <w:tcPr>
+            <w:tcW w:type="dxa" w:w="1250"/>
+          </w:tcPr>
+          <w:p>
+            <w:pPr>
+              <w:spacing w:after="0" w:line="240" w:lineRule="auto"/>
+            </w:pPr>
+            <w:r/>
+            <w:r>
+              <w:rPr>
+                <w:rFonts w:ascii="Calibri" w:hAnsi="Calibri" w:eastAsia="Calibri"/>
+                <w:i w:val="0"/>
+                <w:sz w:val="15"/>
+              </w:rPr>
               <w:t>0</w:t>
             </w:r>
           </w:p>
         </w:tc>
         <w:tc>
           <w:tcPr>
-            <w:tcW w:type="dxa" w:w="1250"/>
+            <w:tcW w:type="dxa" w:w="900"/>
           </w:tcPr>
           <w:p>
             <w:pPr>
@@ -12062,7 +12662,7 @@
         </w:tc>
         <w:tc>
           <w:tcPr>
-            <w:tcW w:type="dxa" w:w="900"/>
+            <w:tcW w:type="dxa" w:w="1300"/>
           </w:tcPr>
           <w:p>
             <w:pPr>
@@ -12081,7 +12681,7 @@
         </w:tc>
         <w:tc>
           <w:tcPr>
-            <w:tcW w:type="dxa" w:w="1300"/>
+            <w:tcW w:type="dxa" w:w="1110"/>
           </w:tcPr>
           <w:p>
             <w:pPr>
@@ -12094,26 +12694,7 @@
                 <w:i w:val="0"/>
                 <w:sz w:val="15"/>
               </w:rPr>
-              <w:t>0</w:t>
-            </w:r>
-          </w:p>
-        </w:tc>
-        <w:tc>
-          <w:tcPr>
-            <w:tcW w:type="dxa" w:w="1110"/>
-          </w:tcPr>
-          <w:p>
-            <w:pPr>
-              <w:spacing w:after="0" w:line="240" w:lineRule="auto"/>
-            </w:pPr>
-            <w:r/>
-            <w:r>
-              <w:rPr>
-                <w:rFonts w:ascii="Calibri" w:hAnsi="Calibri" w:eastAsia="Calibri"/>
-                <w:i w:val="0"/>
-                <w:sz w:val="15"/>
-              </w:rPr>
-              <w:t>1.019</w:t>
+              <w:t>420</w:t>
             </w:r>
           </w:p>
         </w:tc>
@@ -12134,7 +12715,7 @@
                 <w:i w:val="0"/>
                 <w:sz w:val="15"/>
               </w:rPr>
-              <w:t>contrabando_descaminho</w:t>
+              <w:t>trafico_drogas</w:t>
             </w:r>
           </w:p>
         </w:tc>
@@ -12153,7 +12734,7 @@
                 <w:i w:val="0"/>
                 <w:sz w:val="15"/>
               </w:rPr>
-              <w:t>478</w:t>
+              <w:t>267</w:t>
             </w:r>
           </w:p>
         </w:tc>
@@ -12172,7 +12753,7 @@
                 <w:i w:val="0"/>
                 <w:sz w:val="15"/>
               </w:rPr>
-              <w:t>34</w:t>
+              <w:t>29</w:t>
             </w:r>
           </w:p>
         </w:tc>
@@ -12191,13 +12772,32 @@
                 <w:i w:val="0"/>
                 <w:sz w:val="15"/>
               </w:rPr>
+              <w:t>5</w:t>
+            </w:r>
+          </w:p>
+        </w:tc>
+        <w:tc>
+          <w:tcPr>
+            <w:tcW w:type="dxa" w:w="1250"/>
+          </w:tcPr>
+          <w:p>
+            <w:pPr>
+              <w:spacing w:after="0" w:line="240" w:lineRule="auto"/>
+            </w:pPr>
+            <w:r/>
+            <w:r>
+              <w:rPr>
+                <w:rFonts w:ascii="Calibri" w:hAnsi="Calibri" w:eastAsia="Calibri"/>
+                <w:i w:val="0"/>
+                <w:sz w:val="15"/>
+              </w:rPr>
               <w:t>0</w:t>
             </w:r>
           </w:p>
         </w:tc>
         <w:tc>
           <w:tcPr>
-            <w:tcW w:type="dxa" w:w="1250"/>
+            <w:tcW w:type="dxa" w:w="900"/>
           </w:tcPr>
           <w:p>
             <w:pPr>
@@ -12216,7 +12816,7 @@
         </w:tc>
         <w:tc>
           <w:tcPr>
-            <w:tcW w:type="dxa" w:w="900"/>
+            <w:tcW w:type="dxa" w:w="1300"/>
           </w:tcPr>
           <w:p>
             <w:pPr>
@@ -12235,7 +12835,7 @@
         </w:tc>
         <w:tc>
           <w:tcPr>
-            <w:tcW w:type="dxa" w:w="1300"/>
+            <w:tcW w:type="dxa" w:w="1110"/>
           </w:tcPr>
           <w:p>
             <w:pPr>
@@ -12248,26 +12848,7 @@
                 <w:i w:val="0"/>
                 <w:sz w:val="15"/>
               </w:rPr>
-              <w:t>0</w:t>
-            </w:r>
-          </w:p>
-        </w:tc>
-        <w:tc>
-          <w:tcPr>
-            <w:tcW w:type="dxa" w:w="1110"/>
-          </w:tcPr>
-          <w:p>
-            <w:pPr>
-              <w:spacing w:after="0" w:line="240" w:lineRule="auto"/>
-            </w:pPr>
-            <w:r/>
-            <w:r>
-              <w:rPr>
-                <w:rFonts w:ascii="Calibri" w:hAnsi="Calibri" w:eastAsia="Calibri"/>
-                <w:i w:val="0"/>
-                <w:sz w:val="15"/>
-              </w:rPr>
-              <w:t>512</w:t>
+              <w:t>301</w:t>
             </w:r>
           </w:p>
         </w:tc>
@@ -12288,7 +12869,7 @@
                 <w:i w:val="0"/>
                 <w:sz w:val="15"/>
               </w:rPr>
-              <w:t>crimes_ambientais</w:t>
+              <w:t>contrabando_descaminho</w:t>
             </w:r>
           </w:p>
         </w:tc>
@@ -12307,7 +12888,7 @@
                 <w:i w:val="0"/>
                 <w:sz w:val="15"/>
               </w:rPr>
-              <w:t>424</w:t>
+              <w:t>36</w:t>
             </w:r>
           </w:p>
         </w:tc>
@@ -12326,7 +12907,7 @@
                 <w:i w:val="0"/>
                 <w:sz w:val="15"/>
               </w:rPr>
-              <w:t>54</w:t>
+              <w:t>194</w:t>
             </w:r>
           </w:p>
         </w:tc>
@@ -12345,7 +12926,7 @@
                 <w:i w:val="0"/>
                 <w:sz w:val="15"/>
               </w:rPr>
-              <w:t>1</w:t>
+              <w:t>3</w:t>
             </w:r>
           </w:p>
         </w:tc>
@@ -12421,7 +13002,7 @@
                 <w:i w:val="0"/>
                 <w:sz w:val="15"/>
               </w:rPr>
-              <w:t>479</w:t>
+              <w:t>233</w:t>
             </w:r>
           </w:p>
         </w:tc>
@@ -12442,7 +13023,7 @@
                 <w:i w:val="0"/>
                 <w:sz w:val="15"/>
               </w:rPr>
-              <w:t>crimes_previdenciarios</w:t>
+              <w:t>noticias_raras</w:t>
             </w:r>
           </w:p>
         </w:tc>
@@ -12461,7 +13042,7 @@
                 <w:i w:val="0"/>
                 <w:sz w:val="15"/>
               </w:rPr>
-              <w:t>234</w:t>
+              <w:t>0</w:t>
             </w:r>
           </w:p>
         </w:tc>
@@ -12480,7 +13061,7 @@
                 <w:i w:val="0"/>
                 <w:sz w:val="15"/>
               </w:rPr>
-              <w:t>3</w:t>
+              <w:t>0</w:t>
             </w:r>
           </w:p>
         </w:tc>
@@ -12499,13 +13080,32 @@
                 <w:i w:val="0"/>
                 <w:sz w:val="15"/>
               </w:rPr>
+              <w:t>7</w:t>
+            </w:r>
+          </w:p>
+        </w:tc>
+        <w:tc>
+          <w:tcPr>
+            <w:tcW w:type="dxa" w:w="1250"/>
+          </w:tcPr>
+          <w:p>
+            <w:pPr>
+              <w:spacing w:after="0" w:line="240" w:lineRule="auto"/>
+            </w:pPr>
+            <w:r/>
+            <w:r>
+              <w:rPr>
+                <w:rFonts w:ascii="Calibri" w:hAnsi="Calibri" w:eastAsia="Calibri"/>
+                <w:i w:val="0"/>
+                <w:sz w:val="15"/>
+              </w:rPr>
               <w:t>0</w:t>
             </w:r>
           </w:p>
         </w:tc>
         <w:tc>
           <w:tcPr>
-            <w:tcW w:type="dxa" w:w="1250"/>
+            <w:tcW w:type="dxa" w:w="900"/>
           </w:tcPr>
           <w:p>
             <w:pPr>
@@ -12524,7 +13124,7 @@
         </w:tc>
         <w:tc>
           <w:tcPr>
-            <w:tcW w:type="dxa" w:w="900"/>
+            <w:tcW w:type="dxa" w:w="1300"/>
           </w:tcPr>
           <w:p>
             <w:pPr>
@@ -12537,13 +13137,13 @@
                 <w:i w:val="0"/>
                 <w:sz w:val="15"/>
               </w:rPr>
-              <w:t>0</w:t>
-            </w:r>
-          </w:p>
-        </w:tc>
-        <w:tc>
-          <w:tcPr>
-            <w:tcW w:type="dxa" w:w="1300"/>
+              <w:t>179</w:t>
+            </w:r>
+          </w:p>
+        </w:tc>
+        <w:tc>
+          <w:tcPr>
+            <w:tcW w:type="dxa" w:w="1110"/>
           </w:tcPr>
           <w:p>
             <w:pPr>
@@ -12556,26 +13156,7 @@
                 <w:i w:val="0"/>
                 <w:sz w:val="15"/>
               </w:rPr>
-              <w:t>0</w:t>
-            </w:r>
-          </w:p>
-        </w:tc>
-        <w:tc>
-          <w:tcPr>
-            <w:tcW w:type="dxa" w:w="1110"/>
-          </w:tcPr>
-          <w:p>
-            <w:pPr>
-              <w:spacing w:after="0" w:line="240" w:lineRule="auto"/>
-            </w:pPr>
-            <w:r/>
-            <w:r>
-              <w:rPr>
-                <w:rFonts w:ascii="Calibri" w:hAnsi="Calibri" w:eastAsia="Calibri"/>
-                <w:i w:val="0"/>
-                <w:sz w:val="15"/>
-              </w:rPr>
-              <w:t>237</w:t>
+              <w:t>186</w:t>
             </w:r>
           </w:p>
         </w:tc>
@@ -12596,7 +13177,7 @@
                 <w:i w:val="0"/>
                 <w:sz w:val="15"/>
               </w:rPr>
-              <w:t>armas_municoes</w:t>
+              <w:t>crimes_eleitorais</w:t>
             </w:r>
           </w:p>
         </w:tc>
@@ -12615,7 +13196,7 @@
                 <w:i w:val="0"/>
                 <w:sz w:val="15"/>
               </w:rPr>
-              <w:t>226</w:t>
+              <w:t>97</w:t>
             </w:r>
           </w:p>
         </w:tc>
@@ -12634,7 +13215,7 @@
                 <w:i w:val="0"/>
                 <w:sz w:val="15"/>
               </w:rPr>
-              <w:t>7</w:t>
+              <w:t>49</w:t>
             </w:r>
           </w:p>
         </w:tc>
@@ -12729,7 +13310,7 @@
                 <w:i w:val="0"/>
                 <w:sz w:val="15"/>
               </w:rPr>
-              <w:t>233</w:t>
+              <w:t>146</w:t>
             </w:r>
           </w:p>
         </w:tc>
@@ -12750,7 +13331,7 @@
                 <w:i w:val="0"/>
                 <w:sz w:val="15"/>
               </w:rPr>
-              <w:t>crimes_sistema_financeiro</w:t>
+              <w:t>armas_municoes</w:t>
             </w:r>
           </w:p>
         </w:tc>
@@ -12769,7 +13350,7 @@
                 <w:i w:val="0"/>
                 <w:sz w:val="15"/>
               </w:rPr>
-              <w:t>207</w:t>
+              <w:t>109</w:t>
             </w:r>
           </w:p>
         </w:tc>
@@ -12788,7 +13369,7 @@
                 <w:i w:val="0"/>
                 <w:sz w:val="15"/>
               </w:rPr>
-              <w:t>2</w:t>
+              <w:t>11</w:t>
             </w:r>
           </w:p>
         </w:tc>
@@ -12883,7 +13464,7 @@
                 <w:i w:val="0"/>
                 <w:sz w:val="15"/>
               </w:rPr>
-              <w:t>209</w:t>
+              <w:t>120</w:t>
             </w:r>
           </w:p>
         </w:tc>
@@ -12904,7 +13485,7 @@
                 <w:i w:val="0"/>
                 <w:sz w:val="15"/>
               </w:rPr>
-              <w:t>crimes_eleitorais</w:t>
+              <w:t>crimes_previdenciarios</w:t>
             </w:r>
           </w:p>
         </w:tc>
@@ -12923,7 +13504,7 @@
                 <w:i w:val="0"/>
                 <w:sz w:val="15"/>
               </w:rPr>
-              <w:t>181</w:t>
+              <w:t>97</w:t>
             </w:r>
           </w:p>
         </w:tc>
@@ -12942,7 +13523,7 @@
                 <w:i w:val="0"/>
                 <w:sz w:val="15"/>
               </w:rPr>
-              <w:t>3</w:t>
+              <w:t>21</w:t>
             </w:r>
           </w:p>
         </w:tc>
@@ -13037,7 +13618,7 @@
                 <w:i w:val="0"/>
                 <w:sz w:val="15"/>
               </w:rPr>
-              <w:t>184</w:t>
+              <w:t>118</w:t>
             </w:r>
           </w:p>
         </w:tc>
@@ -13058,7 +13639,7 @@
                 <w:i w:val="0"/>
                 <w:sz w:val="15"/>
               </w:rPr>
-              <w:t>moeda_falsa</w:t>
+              <w:t>lavagem_dinheiro</w:t>
             </w:r>
           </w:p>
         </w:tc>
@@ -13077,7 +13658,7 @@
                 <w:i w:val="0"/>
                 <w:sz w:val="15"/>
               </w:rPr>
-              <w:t>123</w:t>
+              <w:t>96</w:t>
             </w:r>
           </w:p>
         </w:tc>
@@ -13096,7 +13677,7 @@
                 <w:i w:val="0"/>
                 <w:sz w:val="15"/>
               </w:rPr>
-              <w:t>5</w:t>
+              <w:t>13</w:t>
             </w:r>
           </w:p>
         </w:tc>
@@ -13191,7 +13772,7 @@
                 <w:i w:val="0"/>
                 <w:sz w:val="15"/>
               </w:rPr>
-              <w:t>128</w:t>
+              <w:t>109</w:t>
             </w:r>
           </w:p>
         </w:tc>
@@ -13212,7 +13793,7 @@
                 <w:i w:val="0"/>
                 <w:sz w:val="15"/>
               </w:rPr>
-              <w:t>fraudes_auxilios_beneficios</w:t>
+              <w:t>moeda_falsa</w:t>
             </w:r>
           </w:p>
         </w:tc>
@@ -13231,7 +13812,7 @@
                 <w:i w:val="0"/>
                 <w:sz w:val="15"/>
               </w:rPr>
-              <w:t>111</w:t>
+              <w:t>85</w:t>
             </w:r>
           </w:p>
         </w:tc>
@@ -13345,7 +13926,7 @@
                 <w:i w:val="0"/>
                 <w:sz w:val="15"/>
               </w:rPr>
-              <w:t>127</w:t>
+              <w:t>101</w:t>
             </w:r>
           </w:p>
         </w:tc>
@@ -13366,7 +13947,7 @@
                 <w:i w:val="0"/>
                 <w:sz w:val="15"/>
               </w:rPr>
-              <w:t>lavagem_dinheiro</w:t>
+              <w:t>crimes_sistema_financeiro</w:t>
             </w:r>
           </w:p>
         </w:tc>
@@ -13385,7 +13966,7 @@
                 <w:i w:val="0"/>
                 <w:sz w:val="15"/>
               </w:rPr>
-              <w:t>63</w:t>
+              <w:t>50</w:t>
             </w:r>
           </w:p>
         </w:tc>
@@ -13404,7 +13985,7 @@
                 <w:i w:val="0"/>
                 <w:sz w:val="15"/>
               </w:rPr>
-              <w:t>4</w:t>
+              <w:t>43</w:t>
             </w:r>
           </w:p>
         </w:tc>
@@ -13499,7 +14080,7 @@
                 <w:i w:val="0"/>
                 <w:sz w:val="15"/>
               </w:rPr>
-              <w:t>67</w:t>
+              <w:t>93</w:t>
             </w:r>
           </w:p>
         </w:tc>
@@ -13520,7 +14101,7 @@
                 <w:i w:val="0"/>
                 <w:sz w:val="15"/>
               </w:rPr>
-              <w:t>radiodifusao_clandestina</w:t>
+              <w:t>fraudes_auxilios_beneficios</w:t>
             </w:r>
           </w:p>
         </w:tc>
@@ -13539,7 +14120,7 @@
                 <w:i w:val="0"/>
                 <w:sz w:val="15"/>
               </w:rPr>
-              <w:t>54</w:t>
+              <w:t>38</w:t>
             </w:r>
           </w:p>
         </w:tc>
@@ -13558,7 +14139,7 @@
                 <w:i w:val="0"/>
                 <w:sz w:val="15"/>
               </w:rPr>
-              <w:t>8</w:t>
+              <w:t>45</w:t>
             </w:r>
           </w:p>
         </w:tc>
@@ -13653,7 +14234,7 @@
                 <w:i w:val="0"/>
                 <w:sz w:val="15"/>
               </w:rPr>
-              <w:t>62</w:t>
+              <w:t>83</w:t>
             </w:r>
           </w:p>
         </w:tc>
@@ -13693,7 +14274,7 @@
                 <w:i w:val="0"/>
                 <w:sz w:val="15"/>
               </w:rPr>
-              <w:t>62</w:t>
+              <w:t>44</w:t>
             </w:r>
           </w:p>
         </w:tc>
@@ -13712,12 +14293,69 @@
                 <w:i w:val="0"/>
                 <w:sz w:val="15"/>
               </w:rPr>
+              <w:t>2</w:t>
+            </w:r>
+          </w:p>
+        </w:tc>
+        <w:tc>
+          <w:tcPr>
+            <w:tcW w:type="dxa" w:w="1300"/>
+          </w:tcPr>
+          <w:p>
+            <w:pPr>
+              <w:spacing w:after="0" w:line="240" w:lineRule="auto"/>
+            </w:pPr>
+            <w:r/>
+            <w:r>
+              <w:rPr>
+                <w:rFonts w:ascii="Calibri" w:hAnsi="Calibri" w:eastAsia="Calibri"/>
+                <w:i w:val="0"/>
+                <w:sz w:val="15"/>
+              </w:rPr>
               <w:t>0</w:t>
             </w:r>
           </w:p>
         </w:tc>
         <w:tc>
           <w:tcPr>
+            <w:tcW w:type="dxa" w:w="1250"/>
+          </w:tcPr>
+          <w:p>
+            <w:pPr>
+              <w:spacing w:after="0" w:line="240" w:lineRule="auto"/>
+            </w:pPr>
+            <w:r/>
+            <w:r>
+              <w:rPr>
+                <w:rFonts w:ascii="Calibri" w:hAnsi="Calibri" w:eastAsia="Calibri"/>
+                <w:i w:val="0"/>
+                <w:sz w:val="15"/>
+              </w:rPr>
+              <w:t>0</w:t>
+            </w:r>
+          </w:p>
+        </w:tc>
+        <w:tc>
+          <w:tcPr>
+            <w:tcW w:type="dxa" w:w="900"/>
+          </w:tcPr>
+          <w:p>
+            <w:pPr>
+              <w:spacing w:after="0" w:line="240" w:lineRule="auto"/>
+            </w:pPr>
+            <w:r/>
+            <w:r>
+              <w:rPr>
+                <w:rFonts w:ascii="Calibri" w:hAnsi="Calibri" w:eastAsia="Calibri"/>
+                <w:i w:val="0"/>
+                <w:sz w:val="15"/>
+              </w:rPr>
+              <w:t>0</w:t>
+            </w:r>
+          </w:p>
+        </w:tc>
+        <w:tc>
+          <w:tcPr>
             <w:tcW w:type="dxa" w:w="1300"/>
           </w:tcPr>
           <w:p>
@@ -13737,7 +14375,7 @@
         </w:tc>
         <w:tc>
           <w:tcPr>
-            <w:tcW w:type="dxa" w:w="1250"/>
+            <w:tcW w:type="dxa" w:w="1110"/>
           </w:tcPr>
           <w:p>
             <w:pPr>
@@ -13750,64 +14388,7 @@
                 <w:i w:val="0"/>
                 <w:sz w:val="15"/>
               </w:rPr>
-              <w:t>0</w:t>
-            </w:r>
-          </w:p>
-        </w:tc>
-        <w:tc>
-          <w:tcPr>
-            <w:tcW w:type="dxa" w:w="900"/>
-          </w:tcPr>
-          <w:p>
-            <w:pPr>
-              <w:spacing w:after="0" w:line="240" w:lineRule="auto"/>
-            </w:pPr>
-            <w:r/>
-            <w:r>
-              <w:rPr>
-                <w:rFonts w:ascii="Calibri" w:hAnsi="Calibri" w:eastAsia="Calibri"/>
-                <w:i w:val="0"/>
-                <w:sz w:val="15"/>
-              </w:rPr>
-              <w:t>0</w:t>
-            </w:r>
-          </w:p>
-        </w:tc>
-        <w:tc>
-          <w:tcPr>
-            <w:tcW w:type="dxa" w:w="1300"/>
-          </w:tcPr>
-          <w:p>
-            <w:pPr>
-              <w:spacing w:after="0" w:line="240" w:lineRule="auto"/>
-            </w:pPr>
-            <w:r/>
-            <w:r>
-              <w:rPr>
-                <w:rFonts w:ascii="Calibri" w:hAnsi="Calibri" w:eastAsia="Calibri"/>
-                <w:i w:val="0"/>
-                <w:sz w:val="15"/>
-              </w:rPr>
-              <w:t>0</w:t>
-            </w:r>
-          </w:p>
-        </w:tc>
-        <w:tc>
-          <w:tcPr>
-            <w:tcW w:type="dxa" w:w="1110"/>
-          </w:tcPr>
-          <w:p>
-            <w:pPr>
-              <w:spacing w:after="0" w:line="240" w:lineRule="auto"/>
-            </w:pPr>
-            <w:r/>
-            <w:r>
-              <w:rPr>
-                <w:rFonts w:ascii="Calibri" w:hAnsi="Calibri" w:eastAsia="Calibri"/>
-                <w:i w:val="0"/>
-                <w:sz w:val="15"/>
-              </w:rPr>
-              <w:t>62</w:t>
+              <w:t>46</w:t>
             </w:r>
           </w:p>
         </w:tc>
@@ -13828,7 +14409,7 @@
                 <w:i w:val="0"/>
                 <w:sz w:val="15"/>
               </w:rPr>
-              <w:t>crimes_migratorios</w:t>
+              <w:t>crimes_ciberneticos</w:t>
             </w:r>
           </w:p>
         </w:tc>
@@ -13847,7 +14428,7 @@
                 <w:i w:val="0"/>
                 <w:sz w:val="15"/>
               </w:rPr>
-              <w:t>42</w:t>
+              <w:t>13</w:t>
             </w:r>
           </w:p>
         </w:tc>
@@ -13866,7 +14447,7 @@
                 <w:i w:val="0"/>
                 <w:sz w:val="15"/>
               </w:rPr>
-              <w:t>6</w:t>
+              <w:t>31</w:t>
             </w:r>
           </w:p>
         </w:tc>
@@ -13961,7 +14542,7 @@
                 <w:i w:val="0"/>
                 <w:sz w:val="15"/>
               </w:rPr>
-              <w:t>48</w:t>
+              <w:t>44</w:t>
             </w:r>
           </w:p>
         </w:tc>
@@ -13982,7 +14563,7 @@
                 <w:i w:val="0"/>
                 <w:sz w:val="15"/>
               </w:rPr>
-              <w:t>noticias_raras</w:t>
+              <w:t>radiodifusao_clandestina</w:t>
             </w:r>
           </w:p>
         </w:tc>
@@ -14001,13 +14582,51 @@
                 <w:i w:val="0"/>
                 <w:sz w:val="15"/>
               </w:rPr>
+              <w:t>33</w:t>
+            </w:r>
+          </w:p>
+        </w:tc>
+        <w:tc>
+          <w:tcPr>
+            <w:tcW w:type="dxa" w:w="1000"/>
+          </w:tcPr>
+          <w:p>
+            <w:pPr>
+              <w:spacing w:after="0" w:line="240" w:lineRule="auto"/>
+            </w:pPr>
+            <w:r/>
+            <w:r>
+              <w:rPr>
+                <w:rFonts w:ascii="Calibri" w:hAnsi="Calibri" w:eastAsia="Calibri"/>
+                <w:i w:val="0"/>
+                <w:sz w:val="15"/>
+              </w:rPr>
+              <w:t>7</w:t>
+            </w:r>
+          </w:p>
+        </w:tc>
+        <w:tc>
+          <w:tcPr>
+            <w:tcW w:type="dxa" w:w="1300"/>
+          </w:tcPr>
+          <w:p>
+            <w:pPr>
+              <w:spacing w:after="0" w:line="240" w:lineRule="auto"/>
+            </w:pPr>
+            <w:r/>
+            <w:r>
+              <w:rPr>
+                <w:rFonts w:ascii="Calibri" w:hAnsi="Calibri" w:eastAsia="Calibri"/>
+                <w:i w:val="0"/>
+                <w:sz w:val="15"/>
+              </w:rPr>
               <w:t>0</w:t>
             </w:r>
           </w:p>
         </w:tc>
         <w:tc>
           <w:tcPr>
-            <w:tcW w:type="dxa" w:w="1000"/>
+            <w:tcW w:type="dxa" w:w="1250"/>
           </w:tcPr>
           <w:p>
             <w:pPr>
@@ -14026,6 +14645,25 @@
         </w:tc>
         <w:tc>
           <w:tcPr>
+            <w:tcW w:type="dxa" w:w="900"/>
+          </w:tcPr>
+          <w:p>
+            <w:pPr>
+              <w:spacing w:after="0" w:line="240" w:lineRule="auto"/>
+            </w:pPr>
+            <w:r/>
+            <w:r>
+              <w:rPr>
+                <w:rFonts w:ascii="Calibri" w:hAnsi="Calibri" w:eastAsia="Calibri"/>
+                <w:i w:val="0"/>
+                <w:sz w:val="15"/>
+              </w:rPr>
+              <w:t>0</w:t>
+            </w:r>
+          </w:p>
+        </w:tc>
+        <w:tc>
+          <w:tcPr>
             <w:tcW w:type="dxa" w:w="1300"/>
           </w:tcPr>
           <w:p>
@@ -14039,13 +14677,13 @@
                 <w:i w:val="0"/>
                 <w:sz w:val="15"/>
               </w:rPr>
-              <w:t>2</w:t>
-            </w:r>
-          </w:p>
-        </w:tc>
-        <w:tc>
-          <w:tcPr>
-            <w:tcW w:type="dxa" w:w="1250"/>
+              <w:t>0</w:t>
+            </w:r>
+          </w:p>
+        </w:tc>
+        <w:tc>
+          <w:tcPr>
+            <w:tcW w:type="dxa" w:w="1110"/>
           </w:tcPr>
           <w:p>
             <w:pPr>
@@ -14058,64 +14696,7 @@
                 <w:i w:val="0"/>
                 <w:sz w:val="15"/>
               </w:rPr>
-              <w:t>0</w:t>
-            </w:r>
-          </w:p>
-        </w:tc>
-        <w:tc>
-          <w:tcPr>
-            <w:tcW w:type="dxa" w:w="900"/>
-          </w:tcPr>
-          <w:p>
-            <w:pPr>
-              <w:spacing w:after="0" w:line="240" w:lineRule="auto"/>
-            </w:pPr>
-            <w:r/>
-            <w:r>
-              <w:rPr>
-                <w:rFonts w:ascii="Calibri" w:hAnsi="Calibri" w:eastAsia="Calibri"/>
-                <w:i w:val="0"/>
-                <w:sz w:val="15"/>
-              </w:rPr>
-              <w:t>0</w:t>
-            </w:r>
-          </w:p>
-        </w:tc>
-        <w:tc>
-          <w:tcPr>
-            <w:tcW w:type="dxa" w:w="1300"/>
-          </w:tcPr>
-          <w:p>
-            <w:pPr>
-              <w:spacing w:after="0" w:line="240" w:lineRule="auto"/>
-            </w:pPr>
-            <w:r/>
-            <w:r>
-              <w:rPr>
-                <w:rFonts w:ascii="Calibri" w:hAnsi="Calibri" w:eastAsia="Calibri"/>
-                <w:i w:val="0"/>
-                <w:sz w:val="15"/>
-              </w:rPr>
-              <w:t>41</w:t>
-            </w:r>
-          </w:p>
-        </w:tc>
-        <w:tc>
-          <w:tcPr>
-            <w:tcW w:type="dxa" w:w="1110"/>
-          </w:tcPr>
-          <w:p>
-            <w:pPr>
-              <w:spacing w:after="0" w:line="240" w:lineRule="auto"/>
-            </w:pPr>
-            <w:r/>
-            <w:r>
-              <w:rPr>
-                <w:rFonts w:ascii="Calibri" w:hAnsi="Calibri" w:eastAsia="Calibri"/>
-                <w:i w:val="0"/>
-                <w:sz w:val="15"/>
-              </w:rPr>
-              <w:t>43</w:t>
+              <w:t>40</w:t>
             </w:r>
           </w:p>
         </w:tc>
@@ -14136,7 +14717,7 @@
                 <w:i w:val="0"/>
                 <w:sz w:val="15"/>
               </w:rPr>
-              <w:t>crimes_ciberneticos</w:t>
+              <w:t>crimes_migratorios</w:t>
             </w:r>
           </w:p>
         </w:tc>
@@ -14155,13 +14736,51 @@
                 <w:i w:val="0"/>
                 <w:sz w:val="15"/>
               </w:rPr>
+              <w:t>5</w:t>
+            </w:r>
+          </w:p>
+        </w:tc>
+        <w:tc>
+          <w:tcPr>
+            <w:tcW w:type="dxa" w:w="1000"/>
+          </w:tcPr>
+          <w:p>
+            <w:pPr>
+              <w:spacing w:after="0" w:line="240" w:lineRule="auto"/>
+            </w:pPr>
+            <w:r/>
+            <w:r>
+              <w:rPr>
+                <w:rFonts w:ascii="Calibri" w:hAnsi="Calibri" w:eastAsia="Calibri"/>
+                <w:i w:val="0"/>
+                <w:sz w:val="15"/>
+              </w:rPr>
+              <w:t>6</w:t>
+            </w:r>
+          </w:p>
+        </w:tc>
+        <w:tc>
+          <w:tcPr>
+            <w:tcW w:type="dxa" w:w="1300"/>
+          </w:tcPr>
+          <w:p>
+            <w:pPr>
+              <w:spacing w:after="0" w:line="240" w:lineRule="auto"/>
+            </w:pPr>
+            <w:r/>
+            <w:r>
+              <w:rPr>
+                <w:rFonts w:ascii="Calibri" w:hAnsi="Calibri" w:eastAsia="Calibri"/>
+                <w:i w:val="0"/>
+                <w:sz w:val="15"/>
+              </w:rPr>
               <w:t>0</w:t>
             </w:r>
           </w:p>
         </w:tc>
         <w:tc>
           <w:tcPr>
-            <w:tcW w:type="dxa" w:w="1000"/>
+            <w:tcW w:type="dxa" w:w="1250"/>
           </w:tcPr>
           <w:p>
             <w:pPr>
@@ -14174,7 +14793,26 @@
                 <w:i w:val="0"/>
                 <w:sz w:val="15"/>
               </w:rPr>
-              <w:t>25</w:t>
+              <w:t>0</w:t>
+            </w:r>
+          </w:p>
+        </w:tc>
+        <w:tc>
+          <w:tcPr>
+            <w:tcW w:type="dxa" w:w="900"/>
+          </w:tcPr>
+          <w:p>
+            <w:pPr>
+              <w:spacing w:after="0" w:line="240" w:lineRule="auto"/>
+            </w:pPr>
+            <w:r/>
+            <w:r>
+              <w:rPr>
+                <w:rFonts w:ascii="Calibri" w:hAnsi="Calibri" w:eastAsia="Calibri"/>
+                <w:i w:val="0"/>
+                <w:sz w:val="15"/>
+              </w:rPr>
+              <w:t>0</w:t>
             </w:r>
           </w:p>
         </w:tc>
@@ -14199,7 +14837,7 @@
         </w:tc>
         <w:tc>
           <w:tcPr>
-            <w:tcW w:type="dxa" w:w="1250"/>
+            <w:tcW w:type="dxa" w:w="1110"/>
           </w:tcPr>
           <w:p>
             <w:pPr>
@@ -14212,64 +14850,7 @@
                 <w:i w:val="0"/>
                 <w:sz w:val="15"/>
               </w:rPr>
-              <w:t>0</w:t>
-            </w:r>
-          </w:p>
-        </w:tc>
-        <w:tc>
-          <w:tcPr>
-            <w:tcW w:type="dxa" w:w="900"/>
-          </w:tcPr>
-          <w:p>
-            <w:pPr>
-              <w:spacing w:after="0" w:line="240" w:lineRule="auto"/>
-            </w:pPr>
-            <w:r/>
-            <w:r>
-              <w:rPr>
-                <w:rFonts w:ascii="Calibri" w:hAnsi="Calibri" w:eastAsia="Calibri"/>
-                <w:i w:val="0"/>
-                <w:sz w:val="15"/>
-              </w:rPr>
-              <w:t>0</w:t>
-            </w:r>
-          </w:p>
-        </w:tc>
-        <w:tc>
-          <w:tcPr>
-            <w:tcW w:type="dxa" w:w="1300"/>
-          </w:tcPr>
-          <w:p>
-            <w:pPr>
-              <w:spacing w:after="0" w:line="240" w:lineRule="auto"/>
-            </w:pPr>
-            <w:r/>
-            <w:r>
-              <w:rPr>
-                <w:rFonts w:ascii="Calibri" w:hAnsi="Calibri" w:eastAsia="Calibri"/>
-                <w:i w:val="0"/>
-                <w:sz w:val="15"/>
-              </w:rPr>
-              <w:t>0</w:t>
-            </w:r>
-          </w:p>
-        </w:tc>
-        <w:tc>
-          <w:tcPr>
-            <w:tcW w:type="dxa" w:w="1110"/>
-          </w:tcPr>
-          <w:p>
-            <w:pPr>
-              <w:spacing w:after="0" w:line="240" w:lineRule="auto"/>
-            </w:pPr>
-            <w:r/>
-            <w:r>
-              <w:rPr>
-                <w:rFonts w:ascii="Calibri" w:hAnsi="Calibri" w:eastAsia="Calibri"/>
-                <w:i w:val="0"/>
-                <w:sz w:val="15"/>
-              </w:rPr>
-              <w:t>25</w:t>
+              <w:t>11</w:t>
             </w:r>
           </w:p>
         </w:tc>
@@ -14290,7 +14871,7 @@
                 <w:i w:val="0"/>
                 <w:sz w:val="15"/>
               </w:rPr>
-              <w:t>ameacas_e_terrorismo</w:t>
+              <w:t>rara_combate_disseminacao_pornografia</w:t>
             </w:r>
           </w:p>
         </w:tc>
@@ -14444,7 +15025,7 @@
                 <w:i w:val="0"/>
                 <w:sz w:val="15"/>
               </w:rPr>
-              <w:t>seguranca_privada_clandestina</w:t>
+              <w:t>ameacas_e_terrorismo</w:t>
             </w:r>
           </w:p>
         </w:tc>
@@ -14520,7 +15101,7 @@
                 <w:i w:val="0"/>
                 <w:sz w:val="15"/>
               </w:rPr>
-              <w:t>3</w:t>
+              <w:t>0</w:t>
             </w:r>
           </w:p>
         </w:tc>
@@ -14539,13 +15120,32 @@
                 <w:i w:val="0"/>
                 <w:sz w:val="15"/>
               </w:rPr>
+              <w:t>1</w:t>
+            </w:r>
+          </w:p>
+        </w:tc>
+        <w:tc>
+          <w:tcPr>
+            <w:tcW w:type="dxa" w:w="1300"/>
+          </w:tcPr>
+          <w:p>
+            <w:pPr>
+              <w:spacing w:after="0" w:line="240" w:lineRule="auto"/>
+            </w:pPr>
+            <w:r/>
+            <w:r>
+              <w:rPr>
+                <w:rFonts w:ascii="Calibri" w:hAnsi="Calibri" w:eastAsia="Calibri"/>
+                <w:i w:val="0"/>
+                <w:sz w:val="15"/>
+              </w:rPr>
               <w:t>0</w:t>
             </w:r>
           </w:p>
         </w:tc>
         <w:tc>
           <w:tcPr>
-            <w:tcW w:type="dxa" w:w="1300"/>
+            <w:tcW w:type="dxa" w:w="1110"/>
           </w:tcPr>
           <w:p>
             <w:pPr>
@@ -14558,180 +15158,7 @@
                 <w:i w:val="0"/>
                 <w:sz w:val="15"/>
               </w:rPr>
-              <w:t>0</w:t>
-            </w:r>
-          </w:p>
-        </w:tc>
-        <w:tc>
-          <w:tcPr>
-            <w:tcW w:type="dxa" w:w="1110"/>
-          </w:tcPr>
-          <w:p>
-            <w:pPr>
-              <w:spacing w:after="0" w:line="240" w:lineRule="auto"/>
-            </w:pPr>
-            <w:r/>
-            <w:r>
-              <w:rPr>
-                <w:rFonts w:ascii="Calibri" w:hAnsi="Calibri" w:eastAsia="Calibri"/>
-                <w:i w:val="0"/>
-                <w:sz w:val="15"/>
-              </w:rPr>
-              <w:t>3</w:t>
-            </w:r>
-          </w:p>
-        </w:tc>
-      </w:tr>
-      <w:tr>
-        <w:tc>
-          <w:tcPr>
-            <w:tcW w:type="dxa" w:w="1500"/>
-          </w:tcPr>
-          <w:p>
-            <w:pPr>
-              <w:spacing w:after="0" w:line="240" w:lineRule="auto"/>
-            </w:pPr>
-            <w:r/>
-            <w:r>
-              <w:rPr>
-                <w:rFonts w:ascii="Calibri" w:hAnsi="Calibri" w:eastAsia="Calibri"/>
-                <w:i w:val="0"/>
-                <w:sz w:val="15"/>
-              </w:rPr>
-              <w:t>falsificacao_documental</w:t>
-            </w:r>
-          </w:p>
-        </w:tc>
-        <w:tc>
-          <w:tcPr>
-            <w:tcW w:type="dxa" w:w="1000"/>
-          </w:tcPr>
-          <w:p>
-            <w:pPr>
-              <w:spacing w:after="0" w:line="240" w:lineRule="auto"/>
-            </w:pPr>
-            <w:r/>
-            <w:r>
-              <w:rPr>
-                <w:rFonts w:ascii="Calibri" w:hAnsi="Calibri" w:eastAsia="Calibri"/>
-                <w:i w:val="0"/>
-                <w:sz w:val="15"/>
-              </w:rPr>
-              <w:t>0</w:t>
-            </w:r>
-          </w:p>
-        </w:tc>
-        <w:tc>
-          <w:tcPr>
-            <w:tcW w:type="dxa" w:w="1000"/>
-          </w:tcPr>
-          <w:p>
-            <w:pPr>
-              <w:spacing w:after="0" w:line="240" w:lineRule="auto"/>
-            </w:pPr>
-            <w:r/>
-            <w:r>
-              <w:rPr>
-                <w:rFonts w:ascii="Calibri" w:hAnsi="Calibri" w:eastAsia="Calibri"/>
-                <w:i w:val="0"/>
-                <w:sz w:val="15"/>
-              </w:rPr>
-              <w:t>0</w:t>
-            </w:r>
-          </w:p>
-        </w:tc>
-        <w:tc>
-          <w:tcPr>
-            <w:tcW w:type="dxa" w:w="1300"/>
-          </w:tcPr>
-          <w:p>
-            <w:pPr>
-              <w:spacing w:after="0" w:line="240" w:lineRule="auto"/>
-            </w:pPr>
-            <w:r/>
-            <w:r>
-              <w:rPr>
-                <w:rFonts w:ascii="Calibri" w:hAnsi="Calibri" w:eastAsia="Calibri"/>
-                <w:i w:val="0"/>
-                <w:sz w:val="15"/>
-              </w:rPr>
-              <w:t>0</w:t>
-            </w:r>
-          </w:p>
-        </w:tc>
-        <w:tc>
-          <w:tcPr>
-            <w:tcW w:type="dxa" w:w="1250"/>
-          </w:tcPr>
-          <w:p>
-            <w:pPr>
-              <w:spacing w:after="0" w:line="240" w:lineRule="auto"/>
-            </w:pPr>
-            <w:r/>
-            <w:r>
-              <w:rPr>
-                <w:rFonts w:ascii="Calibri" w:hAnsi="Calibri" w:eastAsia="Calibri"/>
-                <w:i w:val="0"/>
-                <w:sz w:val="15"/>
-              </w:rPr>
-              <w:t>0</w:t>
-            </w:r>
-          </w:p>
-        </w:tc>
-        <w:tc>
-          <w:tcPr>
-            <w:tcW w:type="dxa" w:w="900"/>
-          </w:tcPr>
-          <w:p>
-            <w:pPr>
-              <w:spacing w:after="0" w:line="240" w:lineRule="auto"/>
-            </w:pPr>
-            <w:r/>
-            <w:r>
-              <w:rPr>
-                <w:rFonts w:ascii="Calibri" w:hAnsi="Calibri" w:eastAsia="Calibri"/>
-                <w:i w:val="0"/>
-                <w:sz w:val="15"/>
-              </w:rPr>
-              <w:t>1</w:t>
-            </w:r>
-          </w:p>
-        </w:tc>
-        <w:tc>
-          <w:tcPr>
-            <w:tcW w:type="dxa" w:w="1300"/>
-          </w:tcPr>
-          <w:p>
-            <w:pPr>
-              <w:spacing w:after="0" w:line="240" w:lineRule="auto"/>
-            </w:pPr>
-            <w:r/>
-            <w:r>
-              <w:rPr>
-                <w:rFonts w:ascii="Calibri" w:hAnsi="Calibri" w:eastAsia="Calibri"/>
-                <w:i w:val="0"/>
-                <w:sz w:val="15"/>
-              </w:rPr>
-              <w:t>0</w:t>
-            </w:r>
-          </w:p>
-        </w:tc>
-        <w:tc>
-          <w:tcPr>
-            <w:tcW w:type="dxa" w:w="1110"/>
-          </w:tcPr>
-          <w:p>
-            <w:pPr>
-              <w:spacing w:after="0" w:line="240" w:lineRule="auto"/>
-            </w:pPr>
-            <w:r/>
-            <w:r>
-              <w:rPr>
-                <w:rFonts w:ascii="Calibri" w:hAnsi="Calibri" w:eastAsia="Calibri"/>
-                <w:i w:val="0"/>
-                <w:sz w:val="15"/>
-              </w:rPr>
-              <w:t>1</w:t>
+              <w:t>2</w:t>
             </w:r>
           </w:p>
         </w:tc>

--- a/artigo/TD_clusterizacao_noticias_pf_revisado.docx
+++ b/artigo/TD_clusterizacao_noticias_pf_revisado.docx
@@ -2830,7 +2830,7 @@
       <w:r>
         <w:drawing>
           <wp:inline xmlns:a="http://schemas.openxmlformats.org/drawingml/2006/main" xmlns:pic="http://schemas.openxmlformats.org/drawingml/2006/picture">
-            <wp:extent cx="5806440" cy="2802326"/>
+            <wp:extent cx="5806440" cy="2784184"/>
             <wp:docPr id="2" name="Picture 2"/>
             <wp:cNvGraphicFramePr>
               <a:graphicFrameLocks noChangeAspect="1"/>
@@ -2851,7 +2851,7 @@
                   <pic:spPr>
                     <a:xfrm>
                       <a:off x="0" y="0"/>
-                      <a:ext cx="5806440" cy="2802326"/>
+                      <a:ext cx="5806440" cy="2784184"/>
                     </a:xfrm>
                     <a:prstGeom prst="rect"/>
                   </pic:spPr>
@@ -3048,7 +3048,7 @@
       <w:r>
         <w:drawing>
           <wp:inline xmlns:a="http://schemas.openxmlformats.org/drawingml/2006/main" xmlns:pic="http://schemas.openxmlformats.org/drawingml/2006/picture">
-            <wp:extent cx="5806440" cy="3684229"/>
+            <wp:extent cx="5806440" cy="2569408"/>
             <wp:docPr id="3" name="Picture 3"/>
             <wp:cNvGraphicFramePr>
               <a:graphicFrameLocks noChangeAspect="1"/>
@@ -3069,7 +3069,7 @@
                   <pic:spPr>
                     <a:xfrm>
                       <a:off x="0" y="0"/>
-                      <a:ext cx="5806440" cy="3684229"/>
+                      <a:ext cx="5806440" cy="2569408"/>
                     </a:xfrm>
                     <a:prstGeom prst="rect"/>
                   </pic:spPr>
@@ -6519,7 +6519,7 @@
       <w:r>
         <w:drawing>
           <wp:inline xmlns:a="http://schemas.openxmlformats.org/drawingml/2006/main" xmlns:pic="http://schemas.openxmlformats.org/drawingml/2006/picture">
-            <wp:extent cx="5806440" cy="3391208"/>
+            <wp:extent cx="5806440" cy="3382213"/>
             <wp:docPr id="4" name="Picture 4"/>
             <wp:cNvGraphicFramePr>
               <a:graphicFrameLocks noChangeAspect="1"/>
@@ -6540,7 +6540,7 @@
                   <pic:spPr>
                     <a:xfrm>
                       <a:off x="0" y="0"/>
-                      <a:ext cx="5806440" cy="3391208"/>
+                      <a:ext cx="5806440" cy="3382213"/>
                     </a:xfrm>
                     <a:prstGeom prst="rect"/>
                   </pic:spPr>
